--- a/Arduino/Leccion-Relé Electromecánico/Lec2-ActivarDesactivar Motor DC/ReléActivDesactivMotorDC.docx
+++ b/Arduino/Leccion-Relé Electromecánico/Lec2-ActivarDesactivar Motor DC/ReléActivDesactivMotorDC.docx
@@ -115,18 +115,18 @@
           <w:lang w:eastAsia="es-AR"/>
         </w:rPr>
         <w:drawing>
-          <wp:anchor distT="0" distB="0" distL="114300" distR="114300" simplePos="0" relativeHeight="251658240" behindDoc="0" locked="0" layoutInCell="1" allowOverlap="1">
+          <wp:anchor distT="0" distB="0" distL="114300" distR="114300" simplePos="0" relativeHeight="251658240" behindDoc="0" locked="0" layoutInCell="1" allowOverlap="1" wp14:anchorId="5AB774DF" wp14:editId="4B0B8121">
             <wp:simplePos x="0" y="0"/>
             <wp:positionH relativeFrom="margin">
               <wp:align>right</wp:align>
             </wp:positionH>
             <wp:positionV relativeFrom="paragraph">
-              <wp:posOffset>301625</wp:posOffset>
+              <wp:posOffset>215900</wp:posOffset>
             </wp:positionV>
-            <wp:extent cx="5394960" cy="4114800"/>
-            <wp:effectExtent l="57150" t="57150" r="53340" b="57150"/>
+            <wp:extent cx="5400040" cy="4154805"/>
+            <wp:effectExtent l="0" t="0" r="0" b="0"/>
             <wp:wrapNone/>
-            <wp:docPr id="3" name="Imagen 3"/>
+            <wp:docPr id="2" name="Imagen 2"/>
             <wp:cNvGraphicFramePr>
               <a:graphicFrameLocks xmlns:a="http://schemas.openxmlformats.org/drawingml/2006/main" noChangeAspect="1"/>
             </wp:cNvGraphicFramePr>
@@ -134,10 +134,8 @@
               <a:graphicData uri="http://schemas.openxmlformats.org/drawingml/2006/picture">
                 <pic:pic xmlns:pic="http://schemas.openxmlformats.org/drawingml/2006/picture">
                   <pic:nvPicPr>
-                    <pic:cNvPr id="0" name="Picture 1"/>
-                    <pic:cNvPicPr>
-                      <a:picLocks noChangeAspect="1" noChangeArrowheads="1"/>
-                    </pic:cNvPicPr>
+                    <pic:cNvPr id="2" name="Circuito conexion motor rele.png"/>
+                    <pic:cNvPicPr/>
                   </pic:nvPicPr>
                   <pic:blipFill>
                     <a:blip r:embed="rId8">
@@ -147,32 +145,18 @@
                         </a:ext>
                       </a:extLst>
                     </a:blip>
-                    <a:srcRect/>
                     <a:stretch>
                       <a:fillRect/>
                     </a:stretch>
                   </pic:blipFill>
-                  <pic:spPr bwMode="auto">
+                  <pic:spPr>
                     <a:xfrm>
                       <a:off x="0" y="0"/>
-                      <a:ext cx="5394960" cy="4114800"/>
+                      <a:ext cx="5400040" cy="4154805"/>
                     </a:xfrm>
                     <a:prstGeom prst="rect">
                       <a:avLst/>
                     </a:prstGeom>
-                    <a:noFill/>
-                    <a:ln>
-                      <a:noFill/>
-                    </a:ln>
-                    <a:scene3d>
-                      <a:camera prst="orthographicFront"/>
-                      <a:lightRig rig="threePt" dir="t"/>
-                    </a:scene3d>
-                    <a:sp3d contourW="12700">
-                      <a:contourClr>
-                        <a:schemeClr val="tx1"/>
-                      </a:contourClr>
-                    </a:sp3d>
                   </pic:spPr>
                 </pic:pic>
               </a:graphicData>
@@ -202,6 +186,22 @@
         </w:rPr>
         <w:br/>
       </w:r>
+      <w:r>
+        <w:rPr>
+          <w:rFonts w:ascii="Consolas" w:eastAsia="Times New Roman" w:hAnsi="Consolas" w:cs="Times New Roman"/>
+          <w:color w:val="00979D"/>
+          <w:lang w:eastAsia="es-AR"/>
+        </w:rPr>
+        <w:br/>
+      </w:r>
+      <w:r>
+        <w:rPr>
+          <w:rFonts w:ascii="Consolas" w:eastAsia="Times New Roman" w:hAnsi="Consolas" w:cs="Times New Roman"/>
+          <w:color w:val="00979D"/>
+          <w:lang w:eastAsia="es-AR"/>
+        </w:rPr>
+        <w:br/>
+      </w:r>
     </w:p>
     <w:p>
       <w:pPr>
@@ -380,28 +380,6 @@
         </w:rPr>
         <w:br/>
       </w:r>
-    </w:p>
-    <w:p>
-      <w:pPr>
-        <w:shd w:val="clear" w:color="auto" w:fill="FFFFFF"/>
-        <w:spacing w:after="0" w:line="285" w:lineRule="atLeast"/>
-        <w:rPr>
-          <w:rFonts w:ascii="Consolas" w:eastAsia="Times New Roman" w:hAnsi="Consolas" w:cs="Times New Roman"/>
-          <w:color w:val="00979D"/>
-          <w:lang w:eastAsia="es-AR"/>
-        </w:rPr>
-      </w:pPr>
-    </w:p>
-    <w:p>
-      <w:pPr>
-        <w:shd w:val="clear" w:color="auto" w:fill="FFFFFF"/>
-        <w:spacing w:after="0" w:line="285" w:lineRule="atLeast"/>
-        <w:rPr>
-          <w:rFonts w:ascii="Consolas" w:eastAsia="Times New Roman" w:hAnsi="Consolas" w:cs="Times New Roman"/>
-          <w:color w:val="00979D"/>
-          <w:lang w:eastAsia="es-AR"/>
-        </w:rPr>
-      </w:pPr>
     </w:p>
     <w:p>
       <w:pPr>
@@ -447,10 +425,694 @@
           <w:szCs w:val="28"/>
           <w:lang w:eastAsia="es-AR"/>
         </w:rPr>
-        <w:t xml:space="preserve">Programación en </w:t>
-      </w:r>
-      <w:proofErr w:type="spellStart"/>
-      <w:r>
+        <w:t>Programación en Arduino</w:t>
+      </w:r>
+    </w:p>
+    <w:p>
+      <w:pPr>
+        <w:shd w:val="clear" w:color="auto" w:fill="FFFFFF"/>
+        <w:spacing w:after="0" w:line="285" w:lineRule="atLeast"/>
+        <w:rPr>
+          <w:rFonts w:ascii="Consolas" w:eastAsia="Times New Roman" w:hAnsi="Consolas" w:cs="Times New Roman"/>
+          <w:color w:val="00979D"/>
+          <w:lang w:eastAsia="es-AR"/>
+        </w:rPr>
+      </w:pPr>
+    </w:p>
+    <w:p>
+      <w:pPr>
+        <w:shd w:val="clear" w:color="auto" w:fill="FFFFFF"/>
+        <w:spacing w:after="0" w:line="240" w:lineRule="exact"/>
+        <w:rPr>
+          <w:rFonts w:ascii="Consolas" w:eastAsia="Times New Roman" w:hAnsi="Consolas" w:cs="Times New Roman"/>
+          <w:b/>
+          <w:lang w:eastAsia="es-AR"/>
+        </w:rPr>
+      </w:pPr>
+      <w:r>
+        <w:rPr>
+          <w:rFonts w:ascii="Consolas" w:eastAsia="Times New Roman" w:hAnsi="Consolas" w:cs="Times New Roman"/>
+          <w:b/>
+          <w:lang w:eastAsia="es-AR"/>
+        </w:rPr>
+        <w:t xml:space="preserve">El </w:t>
+      </w:r>
+      <w:r>
+        <w:rPr>
+          <w:rFonts w:ascii="Consolas" w:eastAsia="Times New Roman" w:hAnsi="Consolas" w:cs="Times New Roman"/>
+          <w:b/>
+          <w:lang w:eastAsia="es-AR"/>
+        </w:rPr>
+        <w:t>motor</w:t>
+      </w:r>
+      <w:r>
+        <w:rPr>
+          <w:rFonts w:ascii="Consolas" w:eastAsia="Times New Roman" w:hAnsi="Consolas" w:cs="Times New Roman"/>
+          <w:b/>
+          <w:lang w:eastAsia="es-AR"/>
+        </w:rPr>
+        <w:t xml:space="preserve"> se activa ingresando la tecla A del teclado del PC y se desactiva ingresando la tecla D. </w:t>
+      </w:r>
+    </w:p>
+    <w:p>
+      <w:pPr>
+        <w:shd w:val="clear" w:color="auto" w:fill="FFFFFF"/>
+        <w:spacing w:after="0" w:line="240" w:lineRule="exact"/>
+        <w:rPr>
+          <w:rFonts w:ascii="Consolas" w:eastAsia="Times New Roman" w:hAnsi="Consolas" w:cs="Times New Roman"/>
+          <w:lang w:eastAsia="es-AR"/>
+        </w:rPr>
+      </w:pPr>
+    </w:p>
+    <w:p>
+      <w:pPr>
+        <w:shd w:val="clear" w:color="auto" w:fill="FFFFFF"/>
+        <w:spacing w:after="0" w:line="240" w:lineRule="exact"/>
+        <w:rPr>
+          <w:rFonts w:ascii="Consolas" w:eastAsia="Times New Roman" w:hAnsi="Consolas" w:cs="Times New Roman"/>
+          <w:lang w:eastAsia="es-AR"/>
+        </w:rPr>
+      </w:pPr>
+    </w:p>
+    <w:p>
+      <w:pPr>
+        <w:shd w:val="clear" w:color="auto" w:fill="FFFFFF"/>
+        <w:spacing w:after="0" w:line="240" w:lineRule="exact"/>
+        <w:rPr>
+          <w:rFonts w:ascii="Consolas" w:eastAsia="Times New Roman" w:hAnsi="Consolas" w:cs="Times New Roman"/>
+          <w:lang w:eastAsia="es-AR"/>
+        </w:rPr>
+      </w:pPr>
+      <w:r>
+        <w:rPr>
+          <w:rFonts w:ascii="Consolas" w:eastAsia="Times New Roman" w:hAnsi="Consolas" w:cs="Times New Roman"/>
+          <w:lang w:eastAsia="es-AR"/>
+        </w:rPr>
+        <w:t>int motor = 12;  // Pin donde está conectado el MOTOR</w:t>
+      </w:r>
+    </w:p>
+    <w:p>
+      <w:pPr>
+        <w:shd w:val="clear" w:color="auto" w:fill="FFFFFF"/>
+        <w:spacing w:after="0" w:line="240" w:lineRule="exact"/>
+        <w:rPr>
+          <w:rFonts w:ascii="Consolas" w:eastAsia="Times New Roman" w:hAnsi="Consolas" w:cs="Times New Roman"/>
+          <w:lang w:eastAsia="es-AR"/>
+        </w:rPr>
+      </w:pPr>
+      <w:r>
+        <w:rPr>
+          <w:rFonts w:ascii="Consolas" w:eastAsia="Times New Roman" w:hAnsi="Consolas" w:cs="Times New Roman"/>
+          <w:lang w:eastAsia="es-AR"/>
+        </w:rPr>
+        <w:t>char dato;        // Variable para recibir datos del puerto serie</w:t>
+      </w:r>
+    </w:p>
+    <w:p>
+      <w:pPr>
+        <w:shd w:val="clear" w:color="auto" w:fill="FFFFFF"/>
+        <w:spacing w:after="0" w:line="240" w:lineRule="exact"/>
+        <w:rPr>
+          <w:rFonts w:ascii="Consolas" w:eastAsia="Times New Roman" w:hAnsi="Consolas" w:cs="Times New Roman"/>
+          <w:lang w:eastAsia="es-AR"/>
+        </w:rPr>
+      </w:pPr>
+    </w:p>
+    <w:p>
+      <w:pPr>
+        <w:shd w:val="clear" w:color="auto" w:fill="FFFFFF"/>
+        <w:spacing w:after="0" w:line="240" w:lineRule="exact"/>
+        <w:rPr>
+          <w:rFonts w:ascii="Consolas" w:eastAsia="Times New Roman" w:hAnsi="Consolas" w:cs="Times New Roman"/>
+          <w:lang w:eastAsia="es-AR"/>
+        </w:rPr>
+      </w:pPr>
+      <w:r>
+        <w:rPr>
+          <w:rFonts w:ascii="Consolas" w:eastAsia="Times New Roman" w:hAnsi="Consolas" w:cs="Times New Roman"/>
+          <w:lang w:eastAsia="es-AR"/>
+        </w:rPr>
+        <w:t>void setup() {</w:t>
+      </w:r>
+    </w:p>
+    <w:p>
+      <w:pPr>
+        <w:shd w:val="clear" w:color="auto" w:fill="FFFFFF"/>
+        <w:spacing w:after="0" w:line="240" w:lineRule="exact"/>
+        <w:rPr>
+          <w:rFonts w:ascii="Consolas" w:eastAsia="Times New Roman" w:hAnsi="Consolas" w:cs="Times New Roman"/>
+          <w:lang w:eastAsia="es-AR"/>
+        </w:rPr>
+      </w:pPr>
+      <w:r>
+        <w:rPr>
+          <w:rFonts w:ascii="Consolas" w:eastAsia="Times New Roman" w:hAnsi="Consolas" w:cs="Times New Roman"/>
+          <w:lang w:eastAsia="es-AR"/>
+        </w:rPr>
+        <w:t xml:space="preserve">  pinMode(motor, OUTPUT);       // Configura el pin 12 como salida</w:t>
+      </w:r>
+    </w:p>
+    <w:p>
+      <w:pPr>
+        <w:shd w:val="clear" w:color="auto" w:fill="FFFFFF"/>
+        <w:spacing w:after="0" w:line="240" w:lineRule="exact"/>
+        <w:rPr>
+          <w:rFonts w:ascii="Consolas" w:eastAsia="Times New Roman" w:hAnsi="Consolas" w:cs="Times New Roman"/>
+          <w:lang w:eastAsia="es-AR"/>
+        </w:rPr>
+      </w:pPr>
+      <w:r>
+        <w:rPr>
+          <w:rFonts w:ascii="Consolas" w:eastAsia="Times New Roman" w:hAnsi="Consolas" w:cs="Times New Roman"/>
+          <w:lang w:eastAsia="es-AR"/>
+        </w:rPr>
+        <w:t xml:space="preserve">  digitalWrite(motor, LOW);     // Asegura que el MOTOR inicie apagado</w:t>
+      </w:r>
+    </w:p>
+    <w:p>
+      <w:pPr>
+        <w:shd w:val="clear" w:color="auto" w:fill="FFFFFF"/>
+        <w:spacing w:after="0" w:line="240" w:lineRule="exact"/>
+        <w:rPr>
+          <w:rFonts w:ascii="Consolas" w:eastAsia="Times New Roman" w:hAnsi="Consolas" w:cs="Times New Roman"/>
+          <w:lang w:eastAsia="es-AR"/>
+        </w:rPr>
+      </w:pPr>
+      <w:r>
+        <w:rPr>
+          <w:rFonts w:ascii="Consolas" w:eastAsia="Times New Roman" w:hAnsi="Consolas" w:cs="Times New Roman"/>
+          <w:lang w:eastAsia="es-AR"/>
+        </w:rPr>
+        <w:t xml:space="preserve">  Serial.begin(115200);            // Inicia la comunicación serie</w:t>
+      </w:r>
+    </w:p>
+    <w:p>
+      <w:pPr>
+        <w:shd w:val="clear" w:color="auto" w:fill="FFFFFF"/>
+        <w:spacing w:after="0" w:line="240" w:lineRule="exact"/>
+        <w:rPr>
+          <w:rFonts w:ascii="Consolas" w:eastAsia="Times New Roman" w:hAnsi="Consolas" w:cs="Times New Roman"/>
+          <w:lang w:eastAsia="es-AR"/>
+        </w:rPr>
+      </w:pPr>
+      <w:r>
+        <w:rPr>
+          <w:rFonts w:ascii="Consolas" w:eastAsia="Times New Roman" w:hAnsi="Consolas" w:cs="Times New Roman"/>
+          <w:lang w:eastAsia="es-AR"/>
+        </w:rPr>
+        <w:t xml:space="preserve">  Serial.println("Presione A para encender el MOTOR, B para apagarlo");</w:t>
+      </w:r>
+    </w:p>
+    <w:p>
+      <w:pPr>
+        <w:shd w:val="clear" w:color="auto" w:fill="FFFFFF"/>
+        <w:spacing w:after="0" w:line="240" w:lineRule="exact"/>
+        <w:rPr>
+          <w:rFonts w:ascii="Consolas" w:eastAsia="Times New Roman" w:hAnsi="Consolas" w:cs="Times New Roman"/>
+          <w:lang w:eastAsia="es-AR"/>
+        </w:rPr>
+      </w:pPr>
+      <w:r>
+        <w:rPr>
+          <w:rFonts w:ascii="Consolas" w:eastAsia="Times New Roman" w:hAnsi="Consolas" w:cs="Times New Roman"/>
+          <w:lang w:eastAsia="es-AR"/>
+        </w:rPr>
+        <w:t>}</w:t>
+      </w:r>
+    </w:p>
+    <w:p>
+      <w:pPr>
+        <w:shd w:val="clear" w:color="auto" w:fill="FFFFFF"/>
+        <w:spacing w:after="0" w:line="240" w:lineRule="exact"/>
+        <w:rPr>
+          <w:rFonts w:ascii="Consolas" w:eastAsia="Times New Roman" w:hAnsi="Consolas" w:cs="Times New Roman"/>
+          <w:lang w:eastAsia="es-AR"/>
+        </w:rPr>
+      </w:pPr>
+    </w:p>
+    <w:p>
+      <w:pPr>
+        <w:shd w:val="clear" w:color="auto" w:fill="FFFFFF"/>
+        <w:spacing w:after="0" w:line="240" w:lineRule="exact"/>
+        <w:rPr>
+          <w:rFonts w:ascii="Consolas" w:eastAsia="Times New Roman" w:hAnsi="Consolas" w:cs="Times New Roman"/>
+          <w:lang w:eastAsia="es-AR"/>
+        </w:rPr>
+      </w:pPr>
+    </w:p>
+    <w:p>
+      <w:pPr>
+        <w:shd w:val="clear" w:color="auto" w:fill="FFFFFF"/>
+        <w:spacing w:after="0" w:line="240" w:lineRule="exact"/>
+        <w:rPr>
+          <w:rFonts w:ascii="Consolas" w:eastAsia="Times New Roman" w:hAnsi="Consolas" w:cs="Times New Roman"/>
+          <w:lang w:eastAsia="es-AR"/>
+        </w:rPr>
+      </w:pPr>
+    </w:p>
+    <w:p>
+      <w:pPr>
+        <w:shd w:val="clear" w:color="auto" w:fill="FFFFFF"/>
+        <w:spacing w:after="0" w:line="240" w:lineRule="exact"/>
+        <w:rPr>
+          <w:rFonts w:ascii="Consolas" w:eastAsia="Times New Roman" w:hAnsi="Consolas" w:cs="Times New Roman"/>
+          <w:lang w:eastAsia="es-AR"/>
+        </w:rPr>
+      </w:pPr>
+    </w:p>
+    <w:p>
+      <w:pPr>
+        <w:shd w:val="clear" w:color="auto" w:fill="FFFFFF"/>
+        <w:spacing w:after="0" w:line="240" w:lineRule="exact"/>
+        <w:rPr>
+          <w:rFonts w:ascii="Consolas" w:eastAsia="Times New Roman" w:hAnsi="Consolas" w:cs="Times New Roman"/>
+          <w:lang w:eastAsia="es-AR"/>
+        </w:rPr>
+      </w:pPr>
+    </w:p>
+    <w:p>
+      <w:pPr>
+        <w:shd w:val="clear" w:color="auto" w:fill="FFFFFF"/>
+        <w:spacing w:after="0" w:line="240" w:lineRule="exact"/>
+        <w:rPr>
+          <w:rFonts w:ascii="Consolas" w:eastAsia="Times New Roman" w:hAnsi="Consolas" w:cs="Times New Roman"/>
+          <w:lang w:eastAsia="es-AR"/>
+        </w:rPr>
+      </w:pPr>
+      <w:r>
+        <w:rPr>
+          <w:rFonts w:ascii="Consolas" w:eastAsia="Times New Roman" w:hAnsi="Consolas" w:cs="Times New Roman"/>
+          <w:lang w:eastAsia="es-AR"/>
+        </w:rPr>
+        <w:t>void loop() {</w:t>
+      </w:r>
+    </w:p>
+    <w:p>
+      <w:pPr>
+        <w:shd w:val="clear" w:color="auto" w:fill="FFFFFF"/>
+        <w:spacing w:after="0" w:line="240" w:lineRule="exact"/>
+        <w:rPr>
+          <w:rFonts w:ascii="Consolas" w:eastAsia="Times New Roman" w:hAnsi="Consolas" w:cs="Times New Roman"/>
+          <w:lang w:eastAsia="es-AR"/>
+        </w:rPr>
+      </w:pPr>
+    </w:p>
+    <w:p>
+      <w:pPr>
+        <w:shd w:val="clear" w:color="auto" w:fill="FFFFFF"/>
+        <w:spacing w:after="0" w:line="240" w:lineRule="exact"/>
+        <w:rPr>
+          <w:rFonts w:ascii="Consolas" w:eastAsia="Times New Roman" w:hAnsi="Consolas" w:cs="Times New Roman"/>
+          <w:lang w:eastAsia="es-AR"/>
+        </w:rPr>
+      </w:pPr>
+      <w:r>
+        <w:rPr>
+          <w:rFonts w:ascii="Consolas" w:eastAsia="Times New Roman" w:hAnsi="Consolas" w:cs="Times New Roman"/>
+          <w:lang w:eastAsia="es-AR"/>
+        </w:rPr>
+        <w:t xml:space="preserve">  // Verifica si hay datos disponibles en el puerto serie</w:t>
+      </w:r>
+    </w:p>
+    <w:p>
+      <w:pPr>
+        <w:shd w:val="clear" w:color="auto" w:fill="FFFFFF"/>
+        <w:spacing w:after="0" w:line="240" w:lineRule="exact"/>
+        <w:rPr>
+          <w:rFonts w:ascii="Consolas" w:eastAsia="Times New Roman" w:hAnsi="Consolas" w:cs="Times New Roman"/>
+          <w:lang w:eastAsia="es-AR"/>
+        </w:rPr>
+      </w:pPr>
+      <w:r>
+        <w:rPr>
+          <w:rFonts w:ascii="Consolas" w:eastAsia="Times New Roman" w:hAnsi="Consolas" w:cs="Times New Roman"/>
+          <w:lang w:eastAsia="es-AR"/>
+        </w:rPr>
+        <w:t xml:space="preserve">  if (Serial.available() &gt; 0) {</w:t>
+      </w:r>
+    </w:p>
+    <w:p>
+      <w:pPr>
+        <w:shd w:val="clear" w:color="auto" w:fill="FFFFFF"/>
+        <w:spacing w:after="0" w:line="240" w:lineRule="exact"/>
+        <w:rPr>
+          <w:rFonts w:ascii="Consolas" w:eastAsia="Times New Roman" w:hAnsi="Consolas" w:cs="Times New Roman"/>
+          <w:lang w:eastAsia="es-AR"/>
+        </w:rPr>
+      </w:pPr>
+      <w:r>
+        <w:rPr>
+          <w:rFonts w:ascii="Consolas" w:eastAsia="Times New Roman" w:hAnsi="Consolas" w:cs="Times New Roman"/>
+          <w:lang w:eastAsia="es-AR"/>
+        </w:rPr>
+        <w:t xml:space="preserve">    dato = Serial.read();  // Lee el carácter enviado desde la PC</w:t>
+      </w:r>
+    </w:p>
+    <w:p>
+      <w:pPr>
+        <w:shd w:val="clear" w:color="auto" w:fill="FFFFFF"/>
+        <w:spacing w:after="0" w:line="240" w:lineRule="exact"/>
+        <w:rPr>
+          <w:rFonts w:ascii="Consolas" w:eastAsia="Times New Roman" w:hAnsi="Consolas" w:cs="Times New Roman"/>
+          <w:lang w:eastAsia="es-AR"/>
+        </w:rPr>
+      </w:pPr>
+      <w:r>
+        <w:rPr>
+          <w:rFonts w:ascii="Consolas" w:eastAsia="Times New Roman" w:hAnsi="Consolas" w:cs="Times New Roman"/>
+          <w:lang w:eastAsia="es-AR"/>
+        </w:rPr>
+        <w:t xml:space="preserve">    </w:t>
+      </w:r>
+    </w:p>
+    <w:p>
+      <w:pPr>
+        <w:shd w:val="clear" w:color="auto" w:fill="FFFFFF"/>
+        <w:spacing w:after="0" w:line="240" w:lineRule="exact"/>
+        <w:rPr>
+          <w:rFonts w:ascii="Consolas" w:eastAsia="Times New Roman" w:hAnsi="Consolas" w:cs="Times New Roman"/>
+          <w:lang w:eastAsia="es-AR"/>
+        </w:rPr>
+      </w:pPr>
+      <w:r>
+        <w:rPr>
+          <w:rFonts w:ascii="Consolas" w:eastAsia="Times New Roman" w:hAnsi="Consolas" w:cs="Times New Roman"/>
+          <w:lang w:eastAsia="es-AR"/>
+        </w:rPr>
+        <w:t xml:space="preserve">    if (dato == 'A' || dato == 'a') {   // Si presionan A o a</w:t>
+      </w:r>
+    </w:p>
+    <w:p>
+      <w:pPr>
+        <w:shd w:val="clear" w:color="auto" w:fill="FFFFFF"/>
+        <w:spacing w:after="0" w:line="240" w:lineRule="exact"/>
+        <w:rPr>
+          <w:rFonts w:ascii="Consolas" w:eastAsia="Times New Roman" w:hAnsi="Consolas" w:cs="Times New Roman"/>
+          <w:lang w:eastAsia="es-AR"/>
+        </w:rPr>
+      </w:pPr>
+      <w:r>
+        <w:rPr>
+          <w:rFonts w:ascii="Consolas" w:eastAsia="Times New Roman" w:hAnsi="Consolas" w:cs="Times New Roman"/>
+          <w:lang w:eastAsia="es-AR"/>
+        </w:rPr>
+        <w:t xml:space="preserve">      digitalWrite(motor, HIGH);</w:t>
+      </w:r>
+    </w:p>
+    <w:p>
+      <w:pPr>
+        <w:shd w:val="clear" w:color="auto" w:fill="FFFFFF"/>
+        <w:spacing w:after="0" w:line="240" w:lineRule="exact"/>
+        <w:rPr>
+          <w:rFonts w:ascii="Consolas" w:eastAsia="Times New Roman" w:hAnsi="Consolas" w:cs="Times New Roman"/>
+          <w:lang w:eastAsia="es-AR"/>
+        </w:rPr>
+      </w:pPr>
+      <w:r>
+        <w:rPr>
+          <w:rFonts w:ascii="Consolas" w:eastAsia="Times New Roman" w:hAnsi="Consolas" w:cs="Times New Roman"/>
+          <w:lang w:eastAsia="es-AR"/>
+        </w:rPr>
+        <w:t xml:space="preserve">      Serial.println("MOTOR ENCENDIDO");</w:t>
+      </w:r>
+    </w:p>
+    <w:p>
+      <w:pPr>
+        <w:shd w:val="clear" w:color="auto" w:fill="FFFFFF"/>
+        <w:spacing w:after="0" w:line="240" w:lineRule="exact"/>
+        <w:rPr>
+          <w:rFonts w:ascii="Consolas" w:eastAsia="Times New Roman" w:hAnsi="Consolas" w:cs="Times New Roman"/>
+          <w:lang w:eastAsia="es-AR"/>
+        </w:rPr>
+      </w:pPr>
+      <w:r>
+        <w:rPr>
+          <w:rFonts w:ascii="Consolas" w:eastAsia="Times New Roman" w:hAnsi="Consolas" w:cs="Times New Roman"/>
+          <w:lang w:eastAsia="es-AR"/>
+        </w:rPr>
+        <w:t xml:space="preserve">    }</w:t>
+      </w:r>
+    </w:p>
+    <w:p>
+      <w:pPr>
+        <w:shd w:val="clear" w:color="auto" w:fill="FFFFFF"/>
+        <w:spacing w:after="0" w:line="240" w:lineRule="exact"/>
+        <w:rPr>
+          <w:rFonts w:ascii="Consolas" w:eastAsia="Times New Roman" w:hAnsi="Consolas" w:cs="Times New Roman"/>
+          <w:lang w:eastAsia="es-AR"/>
+        </w:rPr>
+      </w:pPr>
+      <w:r>
+        <w:rPr>
+          <w:rFonts w:ascii="Consolas" w:eastAsia="Times New Roman" w:hAnsi="Consolas" w:cs="Times New Roman"/>
+          <w:lang w:eastAsia="es-AR"/>
+        </w:rPr>
+        <w:t xml:space="preserve">    else if (dato == 'D' || dato == 'd') { // Si presionan B o b</w:t>
+      </w:r>
+    </w:p>
+    <w:p>
+      <w:pPr>
+        <w:shd w:val="clear" w:color="auto" w:fill="FFFFFF"/>
+        <w:spacing w:after="0" w:line="240" w:lineRule="exact"/>
+        <w:rPr>
+          <w:rFonts w:ascii="Consolas" w:eastAsia="Times New Roman" w:hAnsi="Consolas" w:cs="Times New Roman"/>
+          <w:lang w:eastAsia="es-AR"/>
+        </w:rPr>
+      </w:pPr>
+      <w:r>
+        <w:rPr>
+          <w:rFonts w:ascii="Consolas" w:eastAsia="Times New Roman" w:hAnsi="Consolas" w:cs="Times New Roman"/>
+          <w:lang w:eastAsia="es-AR"/>
+        </w:rPr>
+        <w:t xml:space="preserve">      digitalWrite(motor, LOW);</w:t>
+      </w:r>
+    </w:p>
+    <w:p>
+      <w:pPr>
+        <w:shd w:val="clear" w:color="auto" w:fill="FFFFFF"/>
+        <w:spacing w:after="0" w:line="240" w:lineRule="exact"/>
+        <w:rPr>
+          <w:rFonts w:ascii="Consolas" w:eastAsia="Times New Roman" w:hAnsi="Consolas" w:cs="Times New Roman"/>
+          <w:lang w:eastAsia="es-AR"/>
+        </w:rPr>
+      </w:pPr>
+      <w:r>
+        <w:rPr>
+          <w:rFonts w:ascii="Consolas" w:eastAsia="Times New Roman" w:hAnsi="Consolas" w:cs="Times New Roman"/>
+          <w:lang w:eastAsia="es-AR"/>
+        </w:rPr>
+        <w:t xml:space="preserve">      Serial.println("MOTOR APAGADO");</w:t>
+      </w:r>
+    </w:p>
+    <w:p>
+      <w:pPr>
+        <w:shd w:val="clear" w:color="auto" w:fill="FFFFFF"/>
+        <w:spacing w:after="0" w:line="240" w:lineRule="exact"/>
+        <w:rPr>
+          <w:rFonts w:ascii="Consolas" w:eastAsia="Times New Roman" w:hAnsi="Consolas" w:cs="Times New Roman"/>
+          <w:lang w:eastAsia="es-AR"/>
+        </w:rPr>
+      </w:pPr>
+      <w:r>
+        <w:rPr>
+          <w:rFonts w:ascii="Consolas" w:eastAsia="Times New Roman" w:hAnsi="Consolas" w:cs="Times New Roman"/>
+          <w:lang w:eastAsia="es-AR"/>
+        </w:rPr>
+        <w:t xml:space="preserve">    }</w:t>
+      </w:r>
+    </w:p>
+    <w:p>
+      <w:pPr>
+        <w:shd w:val="clear" w:color="auto" w:fill="FFFFFF"/>
+        <w:spacing w:after="0" w:line="240" w:lineRule="exact"/>
+        <w:rPr>
+          <w:rFonts w:ascii="Consolas" w:eastAsia="Times New Roman" w:hAnsi="Consolas" w:cs="Times New Roman"/>
+          <w:lang w:eastAsia="es-AR"/>
+        </w:rPr>
+      </w:pPr>
+      <w:r>
+        <w:rPr>
+          <w:rFonts w:ascii="Consolas" w:eastAsia="Times New Roman" w:hAnsi="Consolas" w:cs="Times New Roman"/>
+          <w:lang w:eastAsia="es-AR"/>
+        </w:rPr>
+        <w:t xml:space="preserve">  }</w:t>
+      </w:r>
+    </w:p>
+    <w:p>
+      <w:pPr>
+        <w:shd w:val="clear" w:color="auto" w:fill="FFFFFF"/>
+        <w:spacing w:after="0" w:line="240" w:lineRule="exact"/>
+        <w:rPr>
+          <w:rFonts w:ascii="Consolas" w:eastAsia="Times New Roman" w:hAnsi="Consolas" w:cs="Times New Roman"/>
+          <w:lang w:eastAsia="es-AR"/>
+        </w:rPr>
+      </w:pPr>
+      <w:r>
+        <w:rPr>
+          <w:rFonts w:ascii="Consolas" w:eastAsia="Times New Roman" w:hAnsi="Consolas" w:cs="Times New Roman"/>
+          <w:lang w:eastAsia="es-AR"/>
+        </w:rPr>
+        <w:t>}</w:t>
+      </w:r>
+    </w:p>
+    <w:p>
+      <w:pPr>
+        <w:shd w:val="clear" w:color="auto" w:fill="FFFFFF"/>
+        <w:spacing w:after="0" w:line="240" w:lineRule="exact"/>
+        <w:rPr>
+          <w:rFonts w:ascii="Consolas" w:eastAsia="Times New Roman" w:hAnsi="Consolas" w:cs="Times New Roman"/>
+          <w:lang w:eastAsia="es-AR"/>
+        </w:rPr>
+      </w:pPr>
+    </w:p>
+    <w:p>
+      <w:pPr>
+        <w:shd w:val="clear" w:color="auto" w:fill="FFFFFF"/>
+        <w:spacing w:after="0" w:line="240" w:lineRule="exact"/>
+        <w:rPr>
+          <w:rFonts w:ascii="Consolas" w:eastAsia="Times New Roman" w:hAnsi="Consolas" w:cs="Times New Roman"/>
+          <w:lang w:eastAsia="es-AR"/>
+        </w:rPr>
+      </w:pPr>
+    </w:p>
+    <w:p>
+      <w:pPr>
+        <w:shd w:val="clear" w:color="auto" w:fill="FFFFFF"/>
+        <w:spacing w:after="0" w:line="285" w:lineRule="atLeast"/>
+        <w:jc w:val="both"/>
+        <w:rPr>
+          <w:rFonts w:ascii="Arial Narrow" w:eastAsia="Times New Roman" w:hAnsi="Arial Narrow" w:cs="Arial"/>
+          <w:color w:val="00979D"/>
+          <w:sz w:val="32"/>
+          <w:szCs w:val="32"/>
+          <w:lang w:eastAsia="es-AR"/>
+        </w:rPr>
+      </w:pPr>
+      <w:r>
+        <w:rPr>
+          <w:rFonts w:ascii="Arial Narrow" w:eastAsia="Times New Roman" w:hAnsi="Arial Narrow" w:cs="Arial"/>
+          <w:color w:val="00979D"/>
+          <w:sz w:val="32"/>
+          <w:szCs w:val="32"/>
+          <w:lang w:eastAsia="es-AR"/>
+        </w:rPr>
+        <w:t>Área ejercicios</w:t>
+      </w:r>
+    </w:p>
+    <w:p>
+      <w:pPr>
+        <w:shd w:val="clear" w:color="auto" w:fill="FFFFFF"/>
+        <w:spacing w:after="0" w:line="240" w:lineRule="exact"/>
+        <w:rPr>
+          <w:rFonts w:ascii="Consolas" w:eastAsia="Times New Roman" w:hAnsi="Consolas" w:cs="Times New Roman"/>
+          <w:lang w:eastAsia="es-AR"/>
+        </w:rPr>
+      </w:pPr>
+    </w:p>
+    <w:p>
+      <w:pPr>
+        <w:shd w:val="clear" w:color="auto" w:fill="FFFFFF"/>
+        <w:spacing w:after="0" w:line="240" w:lineRule="exact"/>
+        <w:rPr>
+          <w:rFonts w:ascii="Calibri" w:eastAsia="Times New Roman" w:hAnsi="Calibri" w:cs="Calibri"/>
+          <w:b/>
+          <w:color w:val="00B050"/>
+          <w:sz w:val="28"/>
+          <w:szCs w:val="28"/>
+          <w:lang w:eastAsia="es-AR"/>
+        </w:rPr>
+      </w:pPr>
+      <w:r>
+        <w:rPr>
+          <w:rFonts w:ascii="Calibri" w:eastAsia="Times New Roman" w:hAnsi="Calibri" w:cs="Calibri"/>
+          <w:b/>
+          <w:color w:val="00B050"/>
+          <w:sz w:val="28"/>
+          <w:szCs w:val="28"/>
+          <w:lang w:eastAsia="es-AR"/>
+        </w:rPr>
+        <w:t>Ejercicio 1</w:t>
+      </w:r>
+    </w:p>
+    <w:p>
+      <w:pPr>
+        <w:shd w:val="clear" w:color="auto" w:fill="FFFFFF"/>
+        <w:spacing w:after="0" w:line="240" w:lineRule="exact"/>
+        <w:rPr>
+          <w:rFonts w:ascii="Consolas" w:eastAsia="Times New Roman" w:hAnsi="Consolas" w:cs="Times New Roman"/>
+          <w:lang w:eastAsia="es-AR"/>
+        </w:rPr>
+      </w:pPr>
+    </w:p>
+    <w:p>
+      <w:pPr>
+        <w:shd w:val="clear" w:color="auto" w:fill="FFFFFF"/>
+        <w:spacing w:after="0" w:line="240" w:lineRule="exact"/>
+        <w:rPr>
+          <w:rFonts w:ascii="Consolas" w:eastAsia="Times New Roman" w:hAnsi="Consolas" w:cs="Times New Roman"/>
+          <w:lang w:eastAsia="es-AR"/>
+        </w:rPr>
+      </w:pPr>
+      <w:r>
+        <w:rPr>
+          <w:rFonts w:ascii="Consolas" w:eastAsia="Times New Roman" w:hAnsi="Consolas" w:cs="Times New Roman"/>
+          <w:lang w:eastAsia="es-AR"/>
+        </w:rPr>
+        <w:t xml:space="preserve">Hacer un programa en arduino que active y desactive </w:t>
+      </w:r>
+      <w:r>
+        <w:rPr>
+          <w:rFonts w:ascii="Consolas" w:eastAsia="Times New Roman" w:hAnsi="Consolas" w:cs="Times New Roman"/>
+          <w:lang w:eastAsia="es-AR"/>
+        </w:rPr>
+        <w:t xml:space="preserve">automáticamente </w:t>
+      </w:r>
+      <w:r>
+        <w:rPr>
+          <w:rFonts w:ascii="Consolas" w:eastAsia="Times New Roman" w:hAnsi="Consolas" w:cs="Times New Roman"/>
+          <w:lang w:eastAsia="es-AR"/>
+        </w:rPr>
+        <w:t>el motor</w:t>
+      </w:r>
+      <w:r>
+        <w:rPr>
+          <w:rFonts w:ascii="Consolas" w:eastAsia="Times New Roman" w:hAnsi="Consolas" w:cs="Times New Roman"/>
+          <w:lang w:eastAsia="es-AR"/>
+        </w:rPr>
+        <w:t xml:space="preserve"> </w:t>
+      </w:r>
+      <w:r>
+        <w:rPr>
+          <w:rFonts w:ascii="Consolas" w:eastAsia="Times New Roman" w:hAnsi="Consolas" w:cs="Times New Roman"/>
+          <w:lang w:eastAsia="es-AR"/>
+        </w:rPr>
+        <w:t xml:space="preserve">sin usar la instrucción delay. Usar el terminal 12. </w:t>
+      </w:r>
+    </w:p>
+    <w:p>
+      <w:pPr>
+        <w:shd w:val="clear" w:color="auto" w:fill="FFFFFF"/>
+        <w:spacing w:after="0" w:line="240" w:lineRule="exact"/>
+        <w:rPr>
+          <w:rFonts w:ascii="Consolas" w:eastAsia="Times New Roman" w:hAnsi="Consolas" w:cs="Times New Roman"/>
+          <w:lang w:eastAsia="es-AR"/>
+        </w:rPr>
+      </w:pPr>
+    </w:p>
+    <w:p>
+      <w:pPr>
+        <w:shd w:val="clear" w:color="auto" w:fill="FFFFFF"/>
+        <w:spacing w:after="0" w:line="240" w:lineRule="exact"/>
+        <w:rPr>
+          <w:rFonts w:ascii="Consolas" w:eastAsia="Times New Roman" w:hAnsi="Consolas" w:cs="Times New Roman"/>
+          <w:lang w:eastAsia="es-AR"/>
+        </w:rPr>
+      </w:pPr>
+    </w:p>
+    <w:p>
+      <w:pPr>
+        <w:shd w:val="clear" w:color="auto" w:fill="FFFFFF"/>
+        <w:spacing w:after="0" w:line="285" w:lineRule="atLeast"/>
         <w:rPr>
           <w:rFonts w:ascii="Arial Narrow" w:eastAsia="Times New Roman" w:hAnsi="Arial Narrow" w:cs="Arial"/>
           <w:b/>
@@ -459,1091 +1121,8 @@
           <w:szCs w:val="28"/>
           <w:lang w:eastAsia="es-AR"/>
         </w:rPr>
-        <w:t>Arduino</w:t>
-      </w:r>
-      <w:proofErr w:type="spellEnd"/>
-    </w:p>
-    <w:p>
-      <w:pPr>
-        <w:shd w:val="clear" w:color="auto" w:fill="FFFFFF"/>
-        <w:spacing w:after="0" w:line="285" w:lineRule="atLeast"/>
-        <w:rPr>
-          <w:rFonts w:ascii="Consolas" w:eastAsia="Times New Roman" w:hAnsi="Consolas" w:cs="Times New Roman"/>
-          <w:color w:val="00979D"/>
-          <w:lang w:eastAsia="es-AR"/>
-        </w:rPr>
-      </w:pPr>
-    </w:p>
-    <w:p>
-      <w:pPr>
-        <w:shd w:val="clear" w:color="auto" w:fill="FFFFFF"/>
-        <w:spacing w:after="0" w:line="240" w:lineRule="exact"/>
-        <w:rPr>
-          <w:rFonts w:ascii="Consolas" w:eastAsia="Times New Roman" w:hAnsi="Consolas" w:cs="Times New Roman"/>
-          <w:b/>
-          <w:lang w:eastAsia="es-AR"/>
-        </w:rPr>
-      </w:pPr>
-      <w:r>
-        <w:rPr>
-          <w:rFonts w:ascii="Consolas" w:eastAsia="Times New Roman" w:hAnsi="Consolas" w:cs="Times New Roman"/>
-          <w:b/>
-          <w:lang w:eastAsia="es-AR"/>
-        </w:rPr>
-        <w:t xml:space="preserve">El </w:t>
-      </w:r>
-      <w:r>
-        <w:rPr>
-          <w:rFonts w:ascii="Consolas" w:eastAsia="Times New Roman" w:hAnsi="Consolas" w:cs="Times New Roman"/>
-          <w:b/>
-          <w:lang w:eastAsia="es-AR"/>
-        </w:rPr>
-        <w:t>motor</w:t>
-      </w:r>
-      <w:r>
-        <w:rPr>
-          <w:rFonts w:ascii="Consolas" w:eastAsia="Times New Roman" w:hAnsi="Consolas" w:cs="Times New Roman"/>
-          <w:b/>
-          <w:lang w:eastAsia="es-AR"/>
-        </w:rPr>
-        <w:t xml:space="preserve"> se activa ingresando la tecla A del teclado del PC y se desactiva ingresando la tecla D. </w:t>
-      </w:r>
-    </w:p>
-    <w:p>
-      <w:pPr>
-        <w:shd w:val="clear" w:color="auto" w:fill="FFFFFF"/>
-        <w:spacing w:after="0" w:line="240" w:lineRule="exact"/>
-        <w:rPr>
-          <w:rFonts w:ascii="Consolas" w:eastAsia="Times New Roman" w:hAnsi="Consolas" w:cs="Times New Roman"/>
-          <w:lang w:eastAsia="es-AR"/>
-        </w:rPr>
-      </w:pPr>
-    </w:p>
-    <w:p>
-      <w:pPr>
-        <w:shd w:val="clear" w:color="auto" w:fill="FFFFFF"/>
-        <w:spacing w:after="0" w:line="240" w:lineRule="exact"/>
-        <w:rPr>
-          <w:rFonts w:ascii="Consolas" w:eastAsia="Times New Roman" w:hAnsi="Consolas" w:cs="Times New Roman"/>
-          <w:lang w:eastAsia="es-AR"/>
-        </w:rPr>
-      </w:pPr>
-    </w:p>
-    <w:p>
-      <w:pPr>
-        <w:shd w:val="clear" w:color="auto" w:fill="FFFFFF"/>
-        <w:spacing w:after="0" w:line="240" w:lineRule="exact"/>
-        <w:rPr>
-          <w:rFonts w:ascii="Consolas" w:eastAsia="Times New Roman" w:hAnsi="Consolas" w:cs="Times New Roman"/>
-          <w:lang w:eastAsia="es-AR"/>
-        </w:rPr>
-      </w:pPr>
-      <w:proofErr w:type="spellStart"/>
-      <w:proofErr w:type="gramStart"/>
-      <w:r>
-        <w:rPr>
-          <w:rFonts w:ascii="Consolas" w:eastAsia="Times New Roman" w:hAnsi="Consolas" w:cs="Times New Roman"/>
-          <w:lang w:eastAsia="es-AR"/>
-        </w:rPr>
-        <w:t>int</w:t>
-      </w:r>
-      <w:proofErr w:type="spellEnd"/>
-      <w:proofErr w:type="gramEnd"/>
-      <w:r>
-        <w:rPr>
-          <w:rFonts w:ascii="Consolas" w:eastAsia="Times New Roman" w:hAnsi="Consolas" w:cs="Times New Roman"/>
-          <w:lang w:eastAsia="es-AR"/>
-        </w:rPr>
-        <w:t xml:space="preserve"> motor = 12;  // Pin donde está conectado el MOTOR</w:t>
-      </w:r>
-    </w:p>
-    <w:p>
-      <w:pPr>
-        <w:shd w:val="clear" w:color="auto" w:fill="FFFFFF"/>
-        <w:spacing w:after="0" w:line="240" w:lineRule="exact"/>
-        <w:rPr>
-          <w:rFonts w:ascii="Consolas" w:eastAsia="Times New Roman" w:hAnsi="Consolas" w:cs="Times New Roman"/>
-          <w:lang w:eastAsia="es-AR"/>
-        </w:rPr>
-      </w:pPr>
-      <w:proofErr w:type="spellStart"/>
-      <w:proofErr w:type="gramStart"/>
-      <w:r>
-        <w:rPr>
-          <w:rFonts w:ascii="Consolas" w:eastAsia="Times New Roman" w:hAnsi="Consolas" w:cs="Times New Roman"/>
-          <w:lang w:eastAsia="es-AR"/>
-        </w:rPr>
-        <w:t>char</w:t>
-      </w:r>
-      <w:proofErr w:type="spellEnd"/>
-      <w:proofErr w:type="gramEnd"/>
-      <w:r>
-        <w:rPr>
-          <w:rFonts w:ascii="Consolas" w:eastAsia="Times New Roman" w:hAnsi="Consolas" w:cs="Times New Roman"/>
-          <w:lang w:eastAsia="es-AR"/>
-        </w:rPr>
-        <w:t xml:space="preserve"> dato;        // Variable para recibir datos del puerto serie</w:t>
-      </w:r>
-    </w:p>
-    <w:p>
-      <w:pPr>
-        <w:shd w:val="clear" w:color="auto" w:fill="FFFFFF"/>
-        <w:spacing w:after="0" w:line="240" w:lineRule="exact"/>
-        <w:rPr>
-          <w:rFonts w:ascii="Consolas" w:eastAsia="Times New Roman" w:hAnsi="Consolas" w:cs="Times New Roman"/>
-          <w:lang w:eastAsia="es-AR"/>
-        </w:rPr>
-      </w:pPr>
-    </w:p>
-    <w:p>
-      <w:pPr>
-        <w:shd w:val="clear" w:color="auto" w:fill="FFFFFF"/>
-        <w:spacing w:after="0" w:line="240" w:lineRule="exact"/>
-        <w:rPr>
-          <w:rFonts w:ascii="Consolas" w:eastAsia="Times New Roman" w:hAnsi="Consolas" w:cs="Times New Roman"/>
-          <w:lang w:eastAsia="es-AR"/>
-        </w:rPr>
-      </w:pPr>
-      <w:proofErr w:type="spellStart"/>
-      <w:proofErr w:type="gramStart"/>
-      <w:r>
-        <w:rPr>
-          <w:rFonts w:ascii="Consolas" w:eastAsia="Times New Roman" w:hAnsi="Consolas" w:cs="Times New Roman"/>
-          <w:lang w:eastAsia="es-AR"/>
-        </w:rPr>
-        <w:t>void</w:t>
-      </w:r>
-      <w:proofErr w:type="spellEnd"/>
-      <w:proofErr w:type="gramEnd"/>
-      <w:r>
-        <w:rPr>
-          <w:rFonts w:ascii="Consolas" w:eastAsia="Times New Roman" w:hAnsi="Consolas" w:cs="Times New Roman"/>
-          <w:lang w:eastAsia="es-AR"/>
-        </w:rPr>
-        <w:t xml:space="preserve"> </w:t>
-      </w:r>
-      <w:proofErr w:type="spellStart"/>
-      <w:r>
-        <w:rPr>
-          <w:rFonts w:ascii="Consolas" w:eastAsia="Times New Roman" w:hAnsi="Consolas" w:cs="Times New Roman"/>
-          <w:lang w:eastAsia="es-AR"/>
-        </w:rPr>
-        <w:t>setup</w:t>
-      </w:r>
-      <w:proofErr w:type="spellEnd"/>
-      <w:r>
-        <w:rPr>
-          <w:rFonts w:ascii="Consolas" w:eastAsia="Times New Roman" w:hAnsi="Consolas" w:cs="Times New Roman"/>
-          <w:lang w:eastAsia="es-AR"/>
-        </w:rPr>
-        <w:t>() {</w:t>
-      </w:r>
-    </w:p>
-    <w:p>
-      <w:pPr>
-        <w:shd w:val="clear" w:color="auto" w:fill="FFFFFF"/>
-        <w:spacing w:after="0" w:line="240" w:lineRule="exact"/>
-        <w:rPr>
-          <w:rFonts w:ascii="Consolas" w:eastAsia="Times New Roman" w:hAnsi="Consolas" w:cs="Times New Roman"/>
-          <w:lang w:eastAsia="es-AR"/>
-        </w:rPr>
-      </w:pPr>
-      <w:r>
-        <w:rPr>
-          <w:rFonts w:ascii="Consolas" w:eastAsia="Times New Roman" w:hAnsi="Consolas" w:cs="Times New Roman"/>
-          <w:lang w:eastAsia="es-AR"/>
-        </w:rPr>
-        <w:t xml:space="preserve">  </w:t>
-      </w:r>
-      <w:proofErr w:type="spellStart"/>
-      <w:proofErr w:type="gramStart"/>
-      <w:r>
-        <w:rPr>
-          <w:rFonts w:ascii="Consolas" w:eastAsia="Times New Roman" w:hAnsi="Consolas" w:cs="Times New Roman"/>
-          <w:lang w:eastAsia="es-AR"/>
-        </w:rPr>
-        <w:t>pinMode</w:t>
-      </w:r>
-      <w:proofErr w:type="spellEnd"/>
-      <w:r>
-        <w:rPr>
-          <w:rFonts w:ascii="Consolas" w:eastAsia="Times New Roman" w:hAnsi="Consolas" w:cs="Times New Roman"/>
-          <w:lang w:eastAsia="es-AR"/>
-        </w:rPr>
-        <w:t>(</w:t>
-      </w:r>
-      <w:proofErr w:type="gramEnd"/>
-      <w:r>
-        <w:rPr>
-          <w:rFonts w:ascii="Consolas" w:eastAsia="Times New Roman" w:hAnsi="Consolas" w:cs="Times New Roman"/>
-          <w:lang w:eastAsia="es-AR"/>
-        </w:rPr>
-        <w:t>motor, OUTPUT);       // Configura el pin 12 como salida</w:t>
-      </w:r>
-    </w:p>
-    <w:p>
-      <w:pPr>
-        <w:shd w:val="clear" w:color="auto" w:fill="FFFFFF"/>
-        <w:spacing w:after="0" w:line="240" w:lineRule="exact"/>
-        <w:rPr>
-          <w:rFonts w:ascii="Consolas" w:eastAsia="Times New Roman" w:hAnsi="Consolas" w:cs="Times New Roman"/>
-          <w:lang w:eastAsia="es-AR"/>
-        </w:rPr>
-      </w:pPr>
-      <w:r>
-        <w:rPr>
-          <w:rFonts w:ascii="Consolas" w:eastAsia="Times New Roman" w:hAnsi="Consolas" w:cs="Times New Roman"/>
-          <w:lang w:eastAsia="es-AR"/>
-        </w:rPr>
-        <w:t xml:space="preserve">  </w:t>
-      </w:r>
-      <w:proofErr w:type="spellStart"/>
-      <w:proofErr w:type="gramStart"/>
-      <w:r>
-        <w:rPr>
-          <w:rFonts w:ascii="Consolas" w:eastAsia="Times New Roman" w:hAnsi="Consolas" w:cs="Times New Roman"/>
-          <w:lang w:eastAsia="es-AR"/>
-        </w:rPr>
-        <w:t>digitalWrite</w:t>
-      </w:r>
-      <w:proofErr w:type="spellEnd"/>
-      <w:r>
-        <w:rPr>
-          <w:rFonts w:ascii="Consolas" w:eastAsia="Times New Roman" w:hAnsi="Consolas" w:cs="Times New Roman"/>
-          <w:lang w:eastAsia="es-AR"/>
-        </w:rPr>
-        <w:t>(</w:t>
-      </w:r>
-      <w:proofErr w:type="gramEnd"/>
-      <w:r>
-        <w:rPr>
-          <w:rFonts w:ascii="Consolas" w:eastAsia="Times New Roman" w:hAnsi="Consolas" w:cs="Times New Roman"/>
-          <w:lang w:eastAsia="es-AR"/>
-        </w:rPr>
-        <w:t>motor, LOW);     // Asegura que el MOTOR inicie apagado</w:t>
-      </w:r>
-    </w:p>
-    <w:p>
-      <w:pPr>
-        <w:shd w:val="clear" w:color="auto" w:fill="FFFFFF"/>
-        <w:spacing w:after="0" w:line="240" w:lineRule="exact"/>
-        <w:rPr>
-          <w:rFonts w:ascii="Consolas" w:eastAsia="Times New Roman" w:hAnsi="Consolas" w:cs="Times New Roman"/>
-          <w:lang w:eastAsia="es-AR"/>
-        </w:rPr>
-      </w:pPr>
-      <w:r>
-        <w:rPr>
-          <w:rFonts w:ascii="Consolas" w:eastAsia="Times New Roman" w:hAnsi="Consolas" w:cs="Times New Roman"/>
-          <w:lang w:eastAsia="es-AR"/>
-        </w:rPr>
-        <w:t xml:space="preserve">  </w:t>
-      </w:r>
-      <w:proofErr w:type="spellStart"/>
-      <w:proofErr w:type="gramStart"/>
-      <w:r>
-        <w:rPr>
-          <w:rFonts w:ascii="Consolas" w:eastAsia="Times New Roman" w:hAnsi="Consolas" w:cs="Times New Roman"/>
-          <w:lang w:eastAsia="es-AR"/>
-        </w:rPr>
-        <w:t>Serial.begin</w:t>
-      </w:r>
-      <w:proofErr w:type="spellEnd"/>
-      <w:r>
-        <w:rPr>
-          <w:rFonts w:ascii="Consolas" w:eastAsia="Times New Roman" w:hAnsi="Consolas" w:cs="Times New Roman"/>
-          <w:lang w:eastAsia="es-AR"/>
-        </w:rPr>
-        <w:t>(</w:t>
-      </w:r>
-      <w:proofErr w:type="gramEnd"/>
-      <w:r>
-        <w:rPr>
-          <w:rFonts w:ascii="Consolas" w:eastAsia="Times New Roman" w:hAnsi="Consolas" w:cs="Times New Roman"/>
-          <w:lang w:eastAsia="es-AR"/>
-        </w:rPr>
-        <w:t>115200);            // Inicia la comunicación serie</w:t>
-      </w:r>
-    </w:p>
-    <w:p>
-      <w:pPr>
-        <w:shd w:val="clear" w:color="auto" w:fill="FFFFFF"/>
-        <w:spacing w:after="0" w:line="240" w:lineRule="exact"/>
-        <w:rPr>
-          <w:rFonts w:ascii="Consolas" w:eastAsia="Times New Roman" w:hAnsi="Consolas" w:cs="Times New Roman"/>
-          <w:lang w:eastAsia="es-AR"/>
-        </w:rPr>
-      </w:pPr>
-      <w:r>
-        <w:rPr>
-          <w:rFonts w:ascii="Consolas" w:eastAsia="Times New Roman" w:hAnsi="Consolas" w:cs="Times New Roman"/>
-          <w:lang w:eastAsia="es-AR"/>
-        </w:rPr>
-        <w:t xml:space="preserve">  </w:t>
-      </w:r>
-      <w:proofErr w:type="spellStart"/>
-      <w:proofErr w:type="gramStart"/>
-      <w:r>
-        <w:rPr>
-          <w:rFonts w:ascii="Consolas" w:eastAsia="Times New Roman" w:hAnsi="Consolas" w:cs="Times New Roman"/>
-          <w:lang w:eastAsia="es-AR"/>
-        </w:rPr>
-        <w:t>Serial.println</w:t>
-      </w:r>
-      <w:proofErr w:type="spellEnd"/>
-      <w:r>
-        <w:rPr>
-          <w:rFonts w:ascii="Consolas" w:eastAsia="Times New Roman" w:hAnsi="Consolas" w:cs="Times New Roman"/>
-          <w:lang w:eastAsia="es-AR"/>
-        </w:rPr>
-        <w:t>(</w:t>
-      </w:r>
-      <w:proofErr w:type="gramEnd"/>
-      <w:r>
-        <w:rPr>
-          <w:rFonts w:ascii="Consolas" w:eastAsia="Times New Roman" w:hAnsi="Consolas" w:cs="Times New Roman"/>
-          <w:lang w:eastAsia="es-AR"/>
-        </w:rPr>
-        <w:t>"Presione A para encender el MOTOR, B para apagarlo");</w:t>
-      </w:r>
-    </w:p>
-    <w:p>
-      <w:pPr>
-        <w:shd w:val="clear" w:color="auto" w:fill="FFFFFF"/>
-        <w:spacing w:after="0" w:line="240" w:lineRule="exact"/>
-        <w:rPr>
-          <w:rFonts w:ascii="Consolas" w:eastAsia="Times New Roman" w:hAnsi="Consolas" w:cs="Times New Roman"/>
-          <w:lang w:eastAsia="es-AR"/>
-        </w:rPr>
-      </w:pPr>
-      <w:r>
-        <w:rPr>
-          <w:rFonts w:ascii="Consolas" w:eastAsia="Times New Roman" w:hAnsi="Consolas" w:cs="Times New Roman"/>
-          <w:lang w:eastAsia="es-AR"/>
-        </w:rPr>
-        <w:t>}</w:t>
-      </w:r>
-    </w:p>
-    <w:p>
-      <w:pPr>
-        <w:shd w:val="clear" w:color="auto" w:fill="FFFFFF"/>
-        <w:spacing w:after="0" w:line="240" w:lineRule="exact"/>
-        <w:rPr>
-          <w:rFonts w:ascii="Consolas" w:eastAsia="Times New Roman" w:hAnsi="Consolas" w:cs="Times New Roman"/>
-          <w:lang w:eastAsia="es-AR"/>
-        </w:rPr>
-      </w:pPr>
-    </w:p>
-    <w:p>
-      <w:pPr>
-        <w:shd w:val="clear" w:color="auto" w:fill="FFFFFF"/>
-        <w:spacing w:after="0" w:line="240" w:lineRule="exact"/>
-        <w:rPr>
-          <w:rFonts w:ascii="Consolas" w:eastAsia="Times New Roman" w:hAnsi="Consolas" w:cs="Times New Roman"/>
-          <w:lang w:eastAsia="es-AR"/>
-        </w:rPr>
-      </w:pPr>
-      <w:proofErr w:type="spellStart"/>
-      <w:proofErr w:type="gramStart"/>
-      <w:r>
-        <w:rPr>
-          <w:rFonts w:ascii="Consolas" w:eastAsia="Times New Roman" w:hAnsi="Consolas" w:cs="Times New Roman"/>
-          <w:lang w:eastAsia="es-AR"/>
-        </w:rPr>
-        <w:t>void</w:t>
-      </w:r>
-      <w:proofErr w:type="spellEnd"/>
-      <w:proofErr w:type="gramEnd"/>
-      <w:r>
-        <w:rPr>
-          <w:rFonts w:ascii="Consolas" w:eastAsia="Times New Roman" w:hAnsi="Consolas" w:cs="Times New Roman"/>
-          <w:lang w:eastAsia="es-AR"/>
-        </w:rPr>
-        <w:t xml:space="preserve"> </w:t>
-      </w:r>
-      <w:proofErr w:type="spellStart"/>
-      <w:r>
-        <w:rPr>
-          <w:rFonts w:ascii="Consolas" w:eastAsia="Times New Roman" w:hAnsi="Consolas" w:cs="Times New Roman"/>
-          <w:lang w:eastAsia="es-AR"/>
-        </w:rPr>
-        <w:t>loop</w:t>
-      </w:r>
-      <w:proofErr w:type="spellEnd"/>
-      <w:r>
-        <w:rPr>
-          <w:rFonts w:ascii="Consolas" w:eastAsia="Times New Roman" w:hAnsi="Consolas" w:cs="Times New Roman"/>
-          <w:lang w:eastAsia="es-AR"/>
-        </w:rPr>
-        <w:t>() {</w:t>
-      </w:r>
-    </w:p>
-    <w:p>
-      <w:pPr>
-        <w:shd w:val="clear" w:color="auto" w:fill="FFFFFF"/>
-        <w:spacing w:after="0" w:line="240" w:lineRule="exact"/>
-        <w:rPr>
-          <w:rFonts w:ascii="Consolas" w:eastAsia="Times New Roman" w:hAnsi="Consolas" w:cs="Times New Roman"/>
-          <w:lang w:eastAsia="es-AR"/>
-        </w:rPr>
-      </w:pPr>
-    </w:p>
-    <w:p>
-      <w:pPr>
-        <w:shd w:val="clear" w:color="auto" w:fill="FFFFFF"/>
-        <w:spacing w:after="0" w:line="240" w:lineRule="exact"/>
-        <w:rPr>
-          <w:rFonts w:ascii="Consolas" w:eastAsia="Times New Roman" w:hAnsi="Consolas" w:cs="Times New Roman"/>
-          <w:lang w:eastAsia="es-AR"/>
-        </w:rPr>
-      </w:pPr>
-    </w:p>
-    <w:p>
-      <w:pPr>
-        <w:shd w:val="clear" w:color="auto" w:fill="FFFFFF"/>
-        <w:spacing w:after="0" w:line="240" w:lineRule="exact"/>
-        <w:rPr>
-          <w:rFonts w:ascii="Consolas" w:eastAsia="Times New Roman" w:hAnsi="Consolas" w:cs="Times New Roman"/>
-          <w:lang w:eastAsia="es-AR"/>
-        </w:rPr>
-      </w:pPr>
-      <w:r>
-        <w:rPr>
-          <w:rFonts w:ascii="Consolas" w:eastAsia="Times New Roman" w:hAnsi="Consolas" w:cs="Times New Roman"/>
-          <w:lang w:eastAsia="es-AR"/>
-        </w:rPr>
-        <w:t xml:space="preserve">  // Verifica si hay datos disponibles en el puerto serie</w:t>
-      </w:r>
-    </w:p>
-    <w:p>
-      <w:pPr>
-        <w:shd w:val="clear" w:color="auto" w:fill="FFFFFF"/>
-        <w:spacing w:after="0" w:line="240" w:lineRule="exact"/>
-        <w:rPr>
-          <w:rFonts w:ascii="Consolas" w:eastAsia="Times New Roman" w:hAnsi="Consolas" w:cs="Times New Roman"/>
-          <w:lang w:eastAsia="es-AR"/>
-        </w:rPr>
-      </w:pPr>
-      <w:r>
-        <w:rPr>
-          <w:rFonts w:ascii="Consolas" w:eastAsia="Times New Roman" w:hAnsi="Consolas" w:cs="Times New Roman"/>
-          <w:lang w:eastAsia="es-AR"/>
-        </w:rPr>
-        <w:t xml:space="preserve">  </w:t>
-      </w:r>
-      <w:proofErr w:type="spellStart"/>
-      <w:proofErr w:type="gramStart"/>
-      <w:r>
-        <w:rPr>
-          <w:rFonts w:ascii="Consolas" w:eastAsia="Times New Roman" w:hAnsi="Consolas" w:cs="Times New Roman"/>
-          <w:lang w:eastAsia="es-AR"/>
-        </w:rPr>
-        <w:t>if</w:t>
-      </w:r>
-      <w:proofErr w:type="spellEnd"/>
-      <w:proofErr w:type="gramEnd"/>
-      <w:r>
-        <w:rPr>
-          <w:rFonts w:ascii="Consolas" w:eastAsia="Times New Roman" w:hAnsi="Consolas" w:cs="Times New Roman"/>
-          <w:lang w:eastAsia="es-AR"/>
-        </w:rPr>
-        <w:t xml:space="preserve"> (</w:t>
-      </w:r>
-      <w:proofErr w:type="spellStart"/>
-      <w:r>
-        <w:rPr>
-          <w:rFonts w:ascii="Consolas" w:eastAsia="Times New Roman" w:hAnsi="Consolas" w:cs="Times New Roman"/>
-          <w:lang w:eastAsia="es-AR"/>
-        </w:rPr>
-        <w:t>Serial.available</w:t>
-      </w:r>
-      <w:proofErr w:type="spellEnd"/>
-      <w:r>
-        <w:rPr>
-          <w:rFonts w:ascii="Consolas" w:eastAsia="Times New Roman" w:hAnsi="Consolas" w:cs="Times New Roman"/>
-          <w:lang w:eastAsia="es-AR"/>
-        </w:rPr>
-        <w:t>() &gt; 0) {</w:t>
-      </w:r>
-    </w:p>
-    <w:p>
-      <w:pPr>
-        <w:shd w:val="clear" w:color="auto" w:fill="FFFFFF"/>
-        <w:spacing w:after="0" w:line="240" w:lineRule="exact"/>
-        <w:rPr>
-          <w:rFonts w:ascii="Consolas" w:eastAsia="Times New Roman" w:hAnsi="Consolas" w:cs="Times New Roman"/>
-          <w:lang w:eastAsia="es-AR"/>
-        </w:rPr>
-      </w:pPr>
-      <w:r>
-        <w:rPr>
-          <w:rFonts w:ascii="Consolas" w:eastAsia="Times New Roman" w:hAnsi="Consolas" w:cs="Times New Roman"/>
-          <w:lang w:eastAsia="es-AR"/>
-        </w:rPr>
-        <w:t xml:space="preserve">    </w:t>
-      </w:r>
-      <w:proofErr w:type="gramStart"/>
-      <w:r>
-        <w:rPr>
-          <w:rFonts w:ascii="Consolas" w:eastAsia="Times New Roman" w:hAnsi="Consolas" w:cs="Times New Roman"/>
-          <w:lang w:eastAsia="es-AR"/>
-        </w:rPr>
-        <w:t>dato</w:t>
-      </w:r>
-      <w:proofErr w:type="gramEnd"/>
-      <w:r>
-        <w:rPr>
-          <w:rFonts w:ascii="Consolas" w:eastAsia="Times New Roman" w:hAnsi="Consolas" w:cs="Times New Roman"/>
-          <w:lang w:eastAsia="es-AR"/>
-        </w:rPr>
-        <w:t xml:space="preserve"> = </w:t>
-      </w:r>
-      <w:proofErr w:type="spellStart"/>
-      <w:r>
-        <w:rPr>
-          <w:rFonts w:ascii="Consolas" w:eastAsia="Times New Roman" w:hAnsi="Consolas" w:cs="Times New Roman"/>
-          <w:lang w:eastAsia="es-AR"/>
-        </w:rPr>
-        <w:t>Serial.read</w:t>
-      </w:r>
-      <w:proofErr w:type="spellEnd"/>
-      <w:r>
-        <w:rPr>
-          <w:rFonts w:ascii="Consolas" w:eastAsia="Times New Roman" w:hAnsi="Consolas" w:cs="Times New Roman"/>
-          <w:lang w:eastAsia="es-AR"/>
-        </w:rPr>
-        <w:t>();  // Lee el carácter enviado desde la PC</w:t>
-      </w:r>
-    </w:p>
-    <w:p>
-      <w:pPr>
-        <w:shd w:val="clear" w:color="auto" w:fill="FFFFFF"/>
-        <w:spacing w:after="0" w:line="240" w:lineRule="exact"/>
-        <w:rPr>
-          <w:rFonts w:ascii="Consolas" w:eastAsia="Times New Roman" w:hAnsi="Consolas" w:cs="Times New Roman"/>
-          <w:lang w:eastAsia="es-AR"/>
-        </w:rPr>
-      </w:pPr>
-      <w:r>
-        <w:rPr>
-          <w:rFonts w:ascii="Consolas" w:eastAsia="Times New Roman" w:hAnsi="Consolas" w:cs="Times New Roman"/>
-          <w:lang w:eastAsia="es-AR"/>
-        </w:rPr>
-        <w:t xml:space="preserve">    </w:t>
-      </w:r>
-    </w:p>
-    <w:p>
-      <w:pPr>
-        <w:shd w:val="clear" w:color="auto" w:fill="FFFFFF"/>
-        <w:spacing w:after="0" w:line="240" w:lineRule="exact"/>
-        <w:rPr>
-          <w:rFonts w:ascii="Consolas" w:eastAsia="Times New Roman" w:hAnsi="Consolas" w:cs="Times New Roman"/>
-          <w:lang w:eastAsia="es-AR"/>
-        </w:rPr>
-      </w:pPr>
-      <w:r>
-        <w:rPr>
-          <w:rFonts w:ascii="Consolas" w:eastAsia="Times New Roman" w:hAnsi="Consolas" w:cs="Times New Roman"/>
-          <w:lang w:eastAsia="es-AR"/>
-        </w:rPr>
-        <w:t xml:space="preserve">    </w:t>
-      </w:r>
-      <w:proofErr w:type="spellStart"/>
-      <w:proofErr w:type="gramStart"/>
-      <w:r>
-        <w:rPr>
-          <w:rFonts w:ascii="Consolas" w:eastAsia="Times New Roman" w:hAnsi="Consolas" w:cs="Times New Roman"/>
-          <w:lang w:eastAsia="es-AR"/>
-        </w:rPr>
-        <w:t>if</w:t>
-      </w:r>
-      <w:proofErr w:type="spellEnd"/>
-      <w:proofErr w:type="gramEnd"/>
-      <w:r>
-        <w:rPr>
-          <w:rFonts w:ascii="Consolas" w:eastAsia="Times New Roman" w:hAnsi="Consolas" w:cs="Times New Roman"/>
-          <w:lang w:eastAsia="es-AR"/>
-        </w:rPr>
-        <w:t xml:space="preserve"> (dato == 'A' || dato == 'a') {   // Si presionan A o a</w:t>
-      </w:r>
-    </w:p>
-    <w:p>
-      <w:pPr>
-        <w:shd w:val="clear" w:color="auto" w:fill="FFFFFF"/>
-        <w:spacing w:after="0" w:line="240" w:lineRule="exact"/>
-        <w:rPr>
-          <w:rFonts w:ascii="Consolas" w:eastAsia="Times New Roman" w:hAnsi="Consolas" w:cs="Times New Roman"/>
-          <w:lang w:eastAsia="es-AR"/>
-        </w:rPr>
-      </w:pPr>
-      <w:r>
-        <w:rPr>
-          <w:rFonts w:ascii="Consolas" w:eastAsia="Times New Roman" w:hAnsi="Consolas" w:cs="Times New Roman"/>
-          <w:lang w:eastAsia="es-AR"/>
-        </w:rPr>
-        <w:t xml:space="preserve">      </w:t>
-      </w:r>
-      <w:proofErr w:type="spellStart"/>
-      <w:proofErr w:type="gramStart"/>
-      <w:r>
-        <w:rPr>
-          <w:rFonts w:ascii="Consolas" w:eastAsia="Times New Roman" w:hAnsi="Consolas" w:cs="Times New Roman"/>
-          <w:lang w:eastAsia="es-AR"/>
-        </w:rPr>
-        <w:t>digitalWrite</w:t>
-      </w:r>
-      <w:proofErr w:type="spellEnd"/>
-      <w:r>
-        <w:rPr>
-          <w:rFonts w:ascii="Consolas" w:eastAsia="Times New Roman" w:hAnsi="Consolas" w:cs="Times New Roman"/>
-          <w:lang w:eastAsia="es-AR"/>
-        </w:rPr>
-        <w:t>(</w:t>
-      </w:r>
-      <w:proofErr w:type="gramEnd"/>
-      <w:r>
-        <w:rPr>
-          <w:rFonts w:ascii="Consolas" w:eastAsia="Times New Roman" w:hAnsi="Consolas" w:cs="Times New Roman"/>
-          <w:lang w:eastAsia="es-AR"/>
-        </w:rPr>
-        <w:t>motor, HIGH);</w:t>
-      </w:r>
-    </w:p>
-    <w:p>
-      <w:pPr>
-        <w:shd w:val="clear" w:color="auto" w:fill="FFFFFF"/>
-        <w:spacing w:after="0" w:line="240" w:lineRule="exact"/>
-        <w:rPr>
-          <w:rFonts w:ascii="Consolas" w:eastAsia="Times New Roman" w:hAnsi="Consolas" w:cs="Times New Roman"/>
-          <w:lang w:eastAsia="es-AR"/>
-        </w:rPr>
-      </w:pPr>
-      <w:r>
-        <w:rPr>
-          <w:rFonts w:ascii="Consolas" w:eastAsia="Times New Roman" w:hAnsi="Consolas" w:cs="Times New Roman"/>
-          <w:lang w:eastAsia="es-AR"/>
-        </w:rPr>
-        <w:t xml:space="preserve">      </w:t>
-      </w:r>
-      <w:proofErr w:type="spellStart"/>
-      <w:proofErr w:type="gramStart"/>
-      <w:r>
-        <w:rPr>
-          <w:rFonts w:ascii="Consolas" w:eastAsia="Times New Roman" w:hAnsi="Consolas" w:cs="Times New Roman"/>
-          <w:lang w:eastAsia="es-AR"/>
-        </w:rPr>
-        <w:t>Serial.println</w:t>
-      </w:r>
-      <w:proofErr w:type="spellEnd"/>
-      <w:r>
-        <w:rPr>
-          <w:rFonts w:ascii="Consolas" w:eastAsia="Times New Roman" w:hAnsi="Consolas" w:cs="Times New Roman"/>
-          <w:lang w:eastAsia="es-AR"/>
-        </w:rPr>
-        <w:t>(</w:t>
-      </w:r>
-      <w:proofErr w:type="gramEnd"/>
-      <w:r>
-        <w:rPr>
-          <w:rFonts w:ascii="Consolas" w:eastAsia="Times New Roman" w:hAnsi="Consolas" w:cs="Times New Roman"/>
-          <w:lang w:eastAsia="es-AR"/>
-        </w:rPr>
-        <w:t>"MOTOR ENCENDIDO");</w:t>
-      </w:r>
-    </w:p>
-    <w:p>
-      <w:pPr>
-        <w:shd w:val="clear" w:color="auto" w:fill="FFFFFF"/>
-        <w:spacing w:after="0" w:line="240" w:lineRule="exact"/>
-        <w:rPr>
-          <w:rFonts w:ascii="Consolas" w:eastAsia="Times New Roman" w:hAnsi="Consolas" w:cs="Times New Roman"/>
-          <w:lang w:eastAsia="es-AR"/>
-        </w:rPr>
-      </w:pPr>
-      <w:r>
-        <w:rPr>
-          <w:rFonts w:ascii="Consolas" w:eastAsia="Times New Roman" w:hAnsi="Consolas" w:cs="Times New Roman"/>
-          <w:lang w:eastAsia="es-AR"/>
-        </w:rPr>
-        <w:t xml:space="preserve">    }</w:t>
-      </w:r>
-    </w:p>
-    <w:p>
-      <w:pPr>
-        <w:shd w:val="clear" w:color="auto" w:fill="FFFFFF"/>
-        <w:spacing w:after="0" w:line="240" w:lineRule="exact"/>
-        <w:rPr>
-          <w:rFonts w:ascii="Consolas" w:eastAsia="Times New Roman" w:hAnsi="Consolas" w:cs="Times New Roman"/>
-          <w:lang w:eastAsia="es-AR"/>
-        </w:rPr>
-      </w:pPr>
-      <w:r>
-        <w:rPr>
-          <w:rFonts w:ascii="Consolas" w:eastAsia="Times New Roman" w:hAnsi="Consolas" w:cs="Times New Roman"/>
-          <w:lang w:eastAsia="es-AR"/>
-        </w:rPr>
-        <w:t xml:space="preserve">    </w:t>
-      </w:r>
-      <w:proofErr w:type="spellStart"/>
-      <w:proofErr w:type="gramStart"/>
-      <w:r>
-        <w:rPr>
-          <w:rFonts w:ascii="Consolas" w:eastAsia="Times New Roman" w:hAnsi="Consolas" w:cs="Times New Roman"/>
-          <w:lang w:eastAsia="es-AR"/>
-        </w:rPr>
-        <w:t>else</w:t>
-      </w:r>
-      <w:proofErr w:type="spellEnd"/>
-      <w:proofErr w:type="gramEnd"/>
-      <w:r>
-        <w:rPr>
-          <w:rFonts w:ascii="Consolas" w:eastAsia="Times New Roman" w:hAnsi="Consolas" w:cs="Times New Roman"/>
-          <w:lang w:eastAsia="es-AR"/>
-        </w:rPr>
-        <w:t xml:space="preserve"> </w:t>
-      </w:r>
-      <w:proofErr w:type="spellStart"/>
-      <w:r>
-        <w:rPr>
-          <w:rFonts w:ascii="Consolas" w:eastAsia="Times New Roman" w:hAnsi="Consolas" w:cs="Times New Roman"/>
-          <w:lang w:eastAsia="es-AR"/>
-        </w:rPr>
-        <w:t>if</w:t>
-      </w:r>
-      <w:proofErr w:type="spellEnd"/>
-      <w:r>
-        <w:rPr>
-          <w:rFonts w:ascii="Consolas" w:eastAsia="Times New Roman" w:hAnsi="Consolas" w:cs="Times New Roman"/>
-          <w:lang w:eastAsia="es-AR"/>
-        </w:rPr>
-        <w:t xml:space="preserve"> (dato == 'D' || dato == 'd') { // Si presionan B o b</w:t>
-      </w:r>
-    </w:p>
-    <w:p>
-      <w:pPr>
-        <w:shd w:val="clear" w:color="auto" w:fill="FFFFFF"/>
-        <w:spacing w:after="0" w:line="240" w:lineRule="exact"/>
-        <w:rPr>
-          <w:rFonts w:ascii="Consolas" w:eastAsia="Times New Roman" w:hAnsi="Consolas" w:cs="Times New Roman"/>
-          <w:lang w:eastAsia="es-AR"/>
-        </w:rPr>
-      </w:pPr>
-      <w:r>
-        <w:rPr>
-          <w:rFonts w:ascii="Consolas" w:eastAsia="Times New Roman" w:hAnsi="Consolas" w:cs="Times New Roman"/>
-          <w:lang w:eastAsia="es-AR"/>
-        </w:rPr>
-        <w:t xml:space="preserve">      </w:t>
-      </w:r>
-      <w:proofErr w:type="spellStart"/>
-      <w:proofErr w:type="gramStart"/>
-      <w:r>
-        <w:rPr>
-          <w:rFonts w:ascii="Consolas" w:eastAsia="Times New Roman" w:hAnsi="Consolas" w:cs="Times New Roman"/>
-          <w:lang w:eastAsia="es-AR"/>
-        </w:rPr>
-        <w:t>digitalWrite</w:t>
-      </w:r>
-      <w:proofErr w:type="spellEnd"/>
-      <w:r>
-        <w:rPr>
-          <w:rFonts w:ascii="Consolas" w:eastAsia="Times New Roman" w:hAnsi="Consolas" w:cs="Times New Roman"/>
-          <w:lang w:eastAsia="es-AR"/>
-        </w:rPr>
-        <w:t>(</w:t>
-      </w:r>
-      <w:proofErr w:type="gramEnd"/>
-      <w:r>
-        <w:rPr>
-          <w:rFonts w:ascii="Consolas" w:eastAsia="Times New Roman" w:hAnsi="Consolas" w:cs="Times New Roman"/>
-          <w:lang w:eastAsia="es-AR"/>
-        </w:rPr>
-        <w:t>motor, LOW);</w:t>
-      </w:r>
-    </w:p>
-    <w:p>
-      <w:pPr>
-        <w:shd w:val="clear" w:color="auto" w:fill="FFFFFF"/>
-        <w:spacing w:after="0" w:line="240" w:lineRule="exact"/>
-        <w:rPr>
-          <w:rFonts w:ascii="Consolas" w:eastAsia="Times New Roman" w:hAnsi="Consolas" w:cs="Times New Roman"/>
-          <w:lang w:eastAsia="es-AR"/>
-        </w:rPr>
-      </w:pPr>
-      <w:r>
-        <w:rPr>
-          <w:rFonts w:ascii="Consolas" w:eastAsia="Times New Roman" w:hAnsi="Consolas" w:cs="Times New Roman"/>
-          <w:lang w:eastAsia="es-AR"/>
-        </w:rPr>
-        <w:t xml:space="preserve">      </w:t>
-      </w:r>
-      <w:proofErr w:type="spellStart"/>
-      <w:proofErr w:type="gramStart"/>
-      <w:r>
-        <w:rPr>
-          <w:rFonts w:ascii="Consolas" w:eastAsia="Times New Roman" w:hAnsi="Consolas" w:cs="Times New Roman"/>
-          <w:lang w:eastAsia="es-AR"/>
-        </w:rPr>
-        <w:t>Serial.println</w:t>
-      </w:r>
-      <w:proofErr w:type="spellEnd"/>
-      <w:r>
-        <w:rPr>
-          <w:rFonts w:ascii="Consolas" w:eastAsia="Times New Roman" w:hAnsi="Consolas" w:cs="Times New Roman"/>
-          <w:lang w:eastAsia="es-AR"/>
-        </w:rPr>
-        <w:t>(</w:t>
-      </w:r>
-      <w:proofErr w:type="gramEnd"/>
-      <w:r>
-        <w:rPr>
-          <w:rFonts w:ascii="Consolas" w:eastAsia="Times New Roman" w:hAnsi="Consolas" w:cs="Times New Roman"/>
-          <w:lang w:eastAsia="es-AR"/>
-        </w:rPr>
-        <w:t>"MOTOR APAGADO");</w:t>
-      </w:r>
-    </w:p>
-    <w:p>
-      <w:pPr>
-        <w:shd w:val="clear" w:color="auto" w:fill="FFFFFF"/>
-        <w:spacing w:after="0" w:line="240" w:lineRule="exact"/>
-        <w:rPr>
-          <w:rFonts w:ascii="Consolas" w:eastAsia="Times New Roman" w:hAnsi="Consolas" w:cs="Times New Roman"/>
-          <w:lang w:eastAsia="es-AR"/>
-        </w:rPr>
-      </w:pPr>
-      <w:r>
-        <w:rPr>
-          <w:rFonts w:ascii="Consolas" w:eastAsia="Times New Roman" w:hAnsi="Consolas" w:cs="Times New Roman"/>
-          <w:lang w:eastAsia="es-AR"/>
-        </w:rPr>
-        <w:t xml:space="preserve">    }</w:t>
-      </w:r>
-    </w:p>
-    <w:p>
-      <w:pPr>
-        <w:shd w:val="clear" w:color="auto" w:fill="FFFFFF"/>
-        <w:spacing w:after="0" w:line="240" w:lineRule="exact"/>
-        <w:rPr>
-          <w:rFonts w:ascii="Consolas" w:eastAsia="Times New Roman" w:hAnsi="Consolas" w:cs="Times New Roman"/>
-          <w:lang w:eastAsia="es-AR"/>
-        </w:rPr>
-      </w:pPr>
-      <w:r>
-        <w:rPr>
-          <w:rFonts w:ascii="Consolas" w:eastAsia="Times New Roman" w:hAnsi="Consolas" w:cs="Times New Roman"/>
-          <w:lang w:eastAsia="es-AR"/>
-        </w:rPr>
-        <w:t xml:space="preserve">  }</w:t>
-      </w:r>
-    </w:p>
-    <w:p>
-      <w:pPr>
-        <w:shd w:val="clear" w:color="auto" w:fill="FFFFFF"/>
-        <w:spacing w:after="0" w:line="240" w:lineRule="exact"/>
-        <w:rPr>
-          <w:rFonts w:ascii="Consolas" w:eastAsia="Times New Roman" w:hAnsi="Consolas" w:cs="Times New Roman"/>
-          <w:lang w:eastAsia="es-AR"/>
-        </w:rPr>
-      </w:pPr>
-      <w:r>
-        <w:rPr>
-          <w:rFonts w:ascii="Consolas" w:eastAsia="Times New Roman" w:hAnsi="Consolas" w:cs="Times New Roman"/>
-          <w:lang w:eastAsia="es-AR"/>
-        </w:rPr>
-        <w:t>}</w:t>
-      </w:r>
-    </w:p>
-    <w:p>
-      <w:pPr>
-        <w:shd w:val="clear" w:color="auto" w:fill="FFFFFF"/>
-        <w:spacing w:after="0" w:line="240" w:lineRule="exact"/>
-        <w:rPr>
-          <w:rFonts w:ascii="Consolas" w:eastAsia="Times New Roman" w:hAnsi="Consolas" w:cs="Times New Roman"/>
-          <w:lang w:eastAsia="es-AR"/>
-        </w:rPr>
-      </w:pPr>
-    </w:p>
-    <w:p>
-      <w:pPr>
-        <w:shd w:val="clear" w:color="auto" w:fill="FFFFFF"/>
-        <w:spacing w:after="0" w:line="240" w:lineRule="exact"/>
-        <w:rPr>
-          <w:rFonts w:ascii="Consolas" w:eastAsia="Times New Roman" w:hAnsi="Consolas" w:cs="Times New Roman"/>
-          <w:lang w:eastAsia="es-AR"/>
-        </w:rPr>
-      </w:pPr>
-    </w:p>
-    <w:p>
-      <w:pPr>
-        <w:shd w:val="clear" w:color="auto" w:fill="FFFFFF"/>
-        <w:spacing w:after="0" w:line="285" w:lineRule="atLeast"/>
-        <w:jc w:val="both"/>
-        <w:rPr>
-          <w:rFonts w:ascii="Arial Narrow" w:eastAsia="Times New Roman" w:hAnsi="Arial Narrow" w:cs="Arial"/>
-          <w:color w:val="00979D"/>
-          <w:sz w:val="32"/>
-          <w:szCs w:val="32"/>
-          <w:lang w:eastAsia="es-AR"/>
-        </w:rPr>
-      </w:pPr>
-      <w:r>
-        <w:rPr>
-          <w:rFonts w:ascii="Arial Narrow" w:eastAsia="Times New Roman" w:hAnsi="Arial Narrow" w:cs="Arial"/>
-          <w:color w:val="00979D"/>
-          <w:sz w:val="32"/>
-          <w:szCs w:val="32"/>
-          <w:lang w:eastAsia="es-AR"/>
-        </w:rPr>
-        <w:t>Área ejercicios</w:t>
-      </w:r>
-    </w:p>
-    <w:p>
-      <w:pPr>
-        <w:shd w:val="clear" w:color="auto" w:fill="FFFFFF"/>
-        <w:spacing w:after="0" w:line="240" w:lineRule="exact"/>
-        <w:rPr>
-          <w:rFonts w:ascii="Consolas" w:eastAsia="Times New Roman" w:hAnsi="Consolas" w:cs="Times New Roman"/>
-          <w:lang w:eastAsia="es-AR"/>
-        </w:rPr>
-      </w:pPr>
-    </w:p>
-    <w:p>
-      <w:pPr>
-        <w:shd w:val="clear" w:color="auto" w:fill="FFFFFF"/>
-        <w:spacing w:after="0" w:line="240" w:lineRule="exact"/>
-        <w:rPr>
-          <w:rFonts w:ascii="Calibri" w:eastAsia="Times New Roman" w:hAnsi="Calibri" w:cs="Calibri"/>
-          <w:b/>
-          <w:color w:val="00B050"/>
-          <w:sz w:val="28"/>
-          <w:szCs w:val="28"/>
-          <w:lang w:eastAsia="es-AR"/>
-        </w:rPr>
-      </w:pPr>
-      <w:r>
-        <w:rPr>
-          <w:rFonts w:ascii="Calibri" w:eastAsia="Times New Roman" w:hAnsi="Calibri" w:cs="Calibri"/>
-          <w:b/>
-          <w:color w:val="00B050"/>
-          <w:sz w:val="28"/>
-          <w:szCs w:val="28"/>
-          <w:lang w:eastAsia="es-AR"/>
-        </w:rPr>
-        <w:t>Ejercicio 1</w:t>
-      </w:r>
-    </w:p>
-    <w:p>
-      <w:pPr>
-        <w:shd w:val="clear" w:color="auto" w:fill="FFFFFF"/>
-        <w:spacing w:after="0" w:line="240" w:lineRule="exact"/>
-        <w:rPr>
-          <w:rFonts w:ascii="Consolas" w:eastAsia="Times New Roman" w:hAnsi="Consolas" w:cs="Times New Roman"/>
-          <w:lang w:eastAsia="es-AR"/>
-        </w:rPr>
-      </w:pPr>
-    </w:p>
-    <w:p>
-      <w:pPr>
-        <w:shd w:val="clear" w:color="auto" w:fill="FFFFFF"/>
-        <w:spacing w:after="0" w:line="240" w:lineRule="exact"/>
-        <w:rPr>
-          <w:rFonts w:ascii="Consolas" w:eastAsia="Times New Roman" w:hAnsi="Consolas" w:cs="Times New Roman"/>
-          <w:lang w:eastAsia="es-AR"/>
-        </w:rPr>
-      </w:pPr>
-      <w:r>
-        <w:rPr>
-          <w:rFonts w:ascii="Consolas" w:eastAsia="Times New Roman" w:hAnsi="Consolas" w:cs="Times New Roman"/>
-          <w:lang w:eastAsia="es-AR"/>
-        </w:rPr>
-        <w:t xml:space="preserve">Hacer un programa en </w:t>
-      </w:r>
-      <w:proofErr w:type="spellStart"/>
-      <w:r>
-        <w:rPr>
-          <w:rFonts w:ascii="Consolas" w:eastAsia="Times New Roman" w:hAnsi="Consolas" w:cs="Times New Roman"/>
-          <w:lang w:eastAsia="es-AR"/>
-        </w:rPr>
-        <w:t>arduino</w:t>
-      </w:r>
-      <w:proofErr w:type="spellEnd"/>
-      <w:r>
-        <w:rPr>
-          <w:rFonts w:ascii="Consolas" w:eastAsia="Times New Roman" w:hAnsi="Consolas" w:cs="Times New Roman"/>
-          <w:lang w:eastAsia="es-AR"/>
-        </w:rPr>
-        <w:t xml:space="preserve"> que active y desactive </w:t>
-      </w:r>
-      <w:r>
-        <w:rPr>
-          <w:rFonts w:ascii="Consolas" w:eastAsia="Times New Roman" w:hAnsi="Consolas" w:cs="Times New Roman"/>
-          <w:lang w:eastAsia="es-AR"/>
-        </w:rPr>
-        <w:t xml:space="preserve">automáticamente </w:t>
-      </w:r>
-      <w:r>
-        <w:rPr>
-          <w:rFonts w:ascii="Consolas" w:eastAsia="Times New Roman" w:hAnsi="Consolas" w:cs="Times New Roman"/>
-          <w:lang w:eastAsia="es-AR"/>
-        </w:rPr>
-        <w:t>el motor</w:t>
-      </w:r>
-      <w:r>
-        <w:rPr>
-          <w:rFonts w:ascii="Consolas" w:eastAsia="Times New Roman" w:hAnsi="Consolas" w:cs="Times New Roman"/>
-          <w:lang w:eastAsia="es-AR"/>
-        </w:rPr>
-        <w:t xml:space="preserve"> </w:t>
-      </w:r>
-      <w:r>
-        <w:rPr>
-          <w:rFonts w:ascii="Consolas" w:eastAsia="Times New Roman" w:hAnsi="Consolas" w:cs="Times New Roman"/>
-          <w:lang w:eastAsia="es-AR"/>
-        </w:rPr>
-        <w:t xml:space="preserve">sin usar la instrucción </w:t>
-      </w:r>
-      <w:proofErr w:type="spellStart"/>
-      <w:r>
-        <w:rPr>
-          <w:rFonts w:ascii="Consolas" w:eastAsia="Times New Roman" w:hAnsi="Consolas" w:cs="Times New Roman"/>
-          <w:lang w:eastAsia="es-AR"/>
-        </w:rPr>
-        <w:t>delay</w:t>
-      </w:r>
-      <w:proofErr w:type="spellEnd"/>
-      <w:r>
-        <w:rPr>
-          <w:rFonts w:ascii="Consolas" w:eastAsia="Times New Roman" w:hAnsi="Consolas" w:cs="Times New Roman"/>
-          <w:lang w:eastAsia="es-AR"/>
-        </w:rPr>
-        <w:t xml:space="preserve">. Usar el terminal 12. </w:t>
-      </w:r>
-    </w:p>
-    <w:p>
-      <w:pPr>
-        <w:shd w:val="clear" w:color="auto" w:fill="FFFFFF"/>
-        <w:spacing w:after="0" w:line="240" w:lineRule="exact"/>
-        <w:rPr>
-          <w:rFonts w:ascii="Consolas" w:eastAsia="Times New Roman" w:hAnsi="Consolas" w:cs="Times New Roman"/>
-          <w:lang w:eastAsia="es-AR"/>
-        </w:rPr>
-      </w:pPr>
-    </w:p>
-    <w:p>
-      <w:pPr>
-        <w:shd w:val="clear" w:color="auto" w:fill="FFFFFF"/>
-        <w:spacing w:after="0" w:line="240" w:lineRule="exact"/>
-        <w:rPr>
-          <w:rFonts w:ascii="Consolas" w:eastAsia="Times New Roman" w:hAnsi="Consolas" w:cs="Times New Roman"/>
-          <w:lang w:eastAsia="es-AR"/>
-        </w:rPr>
-      </w:pPr>
-    </w:p>
-    <w:p>
-      <w:pPr>
-        <w:shd w:val="clear" w:color="auto" w:fill="FFFFFF"/>
-        <w:spacing w:after="0" w:line="285" w:lineRule="atLeast"/>
+      </w:pPr>
+      <w:r>
         <w:rPr>
           <w:rFonts w:ascii="Arial Narrow" w:eastAsia="Times New Roman" w:hAnsi="Arial Narrow" w:cs="Arial"/>
           <w:b/>
@@ -1552,31 +1131,8 @@
           <w:szCs w:val="28"/>
           <w:lang w:eastAsia="es-AR"/>
         </w:rPr>
-      </w:pPr>
-      <w:r>
-        <w:rPr>
-          <w:rFonts w:ascii="Arial Narrow" w:eastAsia="Times New Roman" w:hAnsi="Arial Narrow" w:cs="Arial"/>
-          <w:b/>
-          <w:color w:val="3E8853" w:themeColor="accent5"/>
-          <w:sz w:val="28"/>
-          <w:szCs w:val="28"/>
-          <w:lang w:eastAsia="es-AR"/>
-        </w:rPr>
-        <w:t xml:space="preserve">Programa en </w:t>
-      </w:r>
-      <w:proofErr w:type="spellStart"/>
-      <w:r>
-        <w:rPr>
-          <w:rFonts w:ascii="Arial Narrow" w:eastAsia="Times New Roman" w:hAnsi="Arial Narrow" w:cs="Arial"/>
-          <w:b/>
-          <w:color w:val="3E8853" w:themeColor="accent5"/>
-          <w:sz w:val="28"/>
-          <w:szCs w:val="28"/>
-          <w:lang w:eastAsia="es-AR"/>
-        </w:rPr>
-        <w:t>Arduino</w:t>
-      </w:r>
-      <w:proofErr w:type="spellEnd"/>
+        <w:t>Programa en Arduino</w:t>
+      </w:r>
     </w:p>
     <w:p>
       <w:pPr>
@@ -1584,20 +1140,6 @@
         <w:spacing w:after="0" w:line="240" w:lineRule="exact"/>
         <w:rPr>
           <w:rFonts w:ascii="Consolas" w:eastAsia="Times New Roman" w:hAnsi="Consolas" w:cs="Times New Roman"/>
-          <w:lang w:eastAsia="es-AR"/>
-        </w:rPr>
-      </w:pPr>
-    </w:p>
-    <w:p>
-      <w:pPr>
-        <w:shd w:val="clear" w:color="auto" w:fill="FFFFFF"/>
-        <w:spacing w:after="0" w:line="285" w:lineRule="atLeast"/>
-        <w:rPr>
-          <w:rFonts w:ascii="Arial Narrow" w:eastAsia="Times New Roman" w:hAnsi="Arial Narrow" w:cs="Arial"/>
-          <w:b/>
-          <w:color w:val="3E8853" w:themeColor="accent5"/>
-          <w:sz w:val="28"/>
-          <w:szCs w:val="28"/>
           <w:lang w:eastAsia="es-AR"/>
         </w:rPr>
       </w:pPr>
@@ -1613,8 +1155,6 @@
           <w:lang w:eastAsia="es-AR"/>
         </w:rPr>
       </w:pPr>
-      <w:proofErr w:type="spellStart"/>
-      <w:proofErr w:type="gramStart"/>
       <w:r>
         <w:rPr>
           <w:rFonts w:ascii="Consolas" w:eastAsia="Times New Roman" w:hAnsi="Consolas" w:cs="Arial"/>
@@ -1622,10 +1162,8 @@
           <w:szCs w:val="20"/>
           <w:lang w:eastAsia="es-AR"/>
         </w:rPr>
-        <w:t>int</w:t>
-      </w:r>
-      <w:proofErr w:type="spellEnd"/>
-      <w:proofErr w:type="gramEnd"/>
+        <w:t>int mot</w:t>
+      </w:r>
       <w:r>
         <w:rPr>
           <w:rFonts w:ascii="Consolas" w:eastAsia="Times New Roman" w:hAnsi="Consolas" w:cs="Arial"/>
@@ -1633,42 +1171,41 @@
           <w:szCs w:val="20"/>
           <w:lang w:eastAsia="es-AR"/>
         </w:rPr>
-        <w:t xml:space="preserve"> mot</w:t>
-      </w:r>
-      <w:r>
+        <w:t>or = 12;          // Pin del MOTOR</w:t>
+      </w:r>
+    </w:p>
+    <w:p>
+      <w:pPr>
+        <w:shd w:val="clear" w:color="auto" w:fill="FFFFFF"/>
+        <w:spacing w:after="0" w:line="285" w:lineRule="atLeast"/>
         <w:rPr>
           <w:rFonts w:ascii="Consolas" w:eastAsia="Times New Roman" w:hAnsi="Consolas" w:cs="Arial"/>
           <w:sz w:val="20"/>
           <w:szCs w:val="20"/>
           <w:lang w:eastAsia="es-AR"/>
         </w:rPr>
-        <w:t>or = 12;          // Pin del MOTOR</w:t>
-      </w:r>
-    </w:p>
-    <w:p>
-      <w:pPr>
-        <w:shd w:val="clear" w:color="auto" w:fill="FFFFFF"/>
-        <w:spacing w:after="0" w:line="285" w:lineRule="atLeast"/>
+      </w:pPr>
+      <w:r>
         <w:rPr>
           <w:rFonts w:ascii="Consolas" w:eastAsia="Times New Roman" w:hAnsi="Consolas" w:cs="Arial"/>
           <w:sz w:val="20"/>
           <w:szCs w:val="20"/>
           <w:lang w:eastAsia="es-AR"/>
         </w:rPr>
-      </w:pPr>
-      <w:proofErr w:type="spellStart"/>
-      <w:proofErr w:type="gramStart"/>
-      <w:r>
+        <w:t>unsigned long intervalo = 1000;  // Intervalo de tiempo en milisegundos (1 segundo)</w:t>
+      </w:r>
+    </w:p>
+    <w:p>
+      <w:pPr>
+        <w:shd w:val="clear" w:color="auto" w:fill="FFFFFF"/>
+        <w:spacing w:after="0" w:line="285" w:lineRule="atLeast"/>
         <w:rPr>
           <w:rFonts w:ascii="Consolas" w:eastAsia="Times New Roman" w:hAnsi="Consolas" w:cs="Arial"/>
           <w:sz w:val="20"/>
           <w:szCs w:val="20"/>
           <w:lang w:eastAsia="es-AR"/>
         </w:rPr>
-        <w:t>unsigned</w:t>
-      </w:r>
-      <w:proofErr w:type="spellEnd"/>
-      <w:proofErr w:type="gramEnd"/>
+      </w:pPr>
       <w:r>
         <w:rPr>
           <w:rFonts w:ascii="Consolas" w:eastAsia="Times New Roman" w:hAnsi="Consolas" w:cs="Arial"/>
@@ -1676,19 +1213,20 @@
           <w:szCs w:val="20"/>
           <w:lang w:eastAsia="es-AR"/>
         </w:rPr>
-        <w:t xml:space="preserve"> </w:t>
-      </w:r>
-      <w:proofErr w:type="spellStart"/>
-      <w:r>
+        <w:t>unsigned long tiempoPrevio = 0;  // Guarda el último tiempo registrado</w:t>
+      </w:r>
+    </w:p>
+    <w:p>
+      <w:pPr>
+        <w:shd w:val="clear" w:color="auto" w:fill="FFFFFF"/>
+        <w:spacing w:after="0" w:line="285" w:lineRule="atLeast"/>
         <w:rPr>
           <w:rFonts w:ascii="Consolas" w:eastAsia="Times New Roman" w:hAnsi="Consolas" w:cs="Arial"/>
           <w:sz w:val="20"/>
           <w:szCs w:val="20"/>
           <w:lang w:eastAsia="es-AR"/>
         </w:rPr>
-        <w:t>long</w:t>
-      </w:r>
-      <w:proofErr w:type="spellEnd"/>
+      </w:pPr>
       <w:r>
         <w:rPr>
           <w:rFonts w:ascii="Consolas" w:eastAsia="Times New Roman" w:hAnsi="Consolas" w:cs="Arial"/>
@@ -1696,43 +1234,41 @@
           <w:szCs w:val="20"/>
           <w:lang w:eastAsia="es-AR"/>
         </w:rPr>
-        <w:t xml:space="preserve"> intervalo = 1000;  // Intervalo de tiempo en milisegundos (1 segundo)</w:t>
-      </w:r>
-    </w:p>
-    <w:p>
-      <w:pPr>
-        <w:shd w:val="clear" w:color="auto" w:fill="FFFFFF"/>
-        <w:spacing w:after="0" w:line="285" w:lineRule="atLeast"/>
+        <w:t xml:space="preserve">bool estadoLed = LOW;    </w:t>
+      </w:r>
+      <w:r>
         <w:rPr>
           <w:rFonts w:ascii="Consolas" w:eastAsia="Times New Roman" w:hAnsi="Consolas" w:cs="Arial"/>
           <w:sz w:val="20"/>
           <w:szCs w:val="20"/>
           <w:lang w:eastAsia="es-AR"/>
         </w:rPr>
-      </w:pPr>
-      <w:proofErr w:type="spellStart"/>
-      <w:proofErr w:type="gramStart"/>
-      <w:r>
+        <w:t xml:space="preserve">        // Estado actual del MOTOR</w:t>
+      </w:r>
+    </w:p>
+    <w:p>
+      <w:pPr>
+        <w:shd w:val="clear" w:color="auto" w:fill="FFFFFF"/>
+        <w:spacing w:after="0" w:line="285" w:lineRule="atLeast"/>
         <w:rPr>
           <w:rFonts w:ascii="Consolas" w:eastAsia="Times New Roman" w:hAnsi="Consolas" w:cs="Arial"/>
           <w:sz w:val="20"/>
           <w:szCs w:val="20"/>
           <w:lang w:eastAsia="es-AR"/>
         </w:rPr>
-        <w:t>unsigned</w:t>
-      </w:r>
-      <w:proofErr w:type="spellEnd"/>
-      <w:proofErr w:type="gramEnd"/>
-      <w:r>
+      </w:pPr>
+    </w:p>
+    <w:p>
+      <w:pPr>
+        <w:shd w:val="clear" w:color="auto" w:fill="FFFFFF"/>
+        <w:spacing w:after="0" w:line="285" w:lineRule="atLeast"/>
         <w:rPr>
           <w:rFonts w:ascii="Consolas" w:eastAsia="Times New Roman" w:hAnsi="Consolas" w:cs="Arial"/>
           <w:sz w:val="20"/>
           <w:szCs w:val="20"/>
           <w:lang w:eastAsia="es-AR"/>
         </w:rPr>
-        <w:t xml:space="preserve"> </w:t>
-      </w:r>
-      <w:proofErr w:type="spellStart"/>
+      </w:pPr>
       <w:r>
         <w:rPr>
           <w:rFonts w:ascii="Consolas" w:eastAsia="Times New Roman" w:hAnsi="Consolas" w:cs="Arial"/>
@@ -1740,19 +1276,20 @@
           <w:szCs w:val="20"/>
           <w:lang w:eastAsia="es-AR"/>
         </w:rPr>
-        <w:t>long</w:t>
-      </w:r>
-      <w:proofErr w:type="spellEnd"/>
-      <w:r>
+        <w:t>void setup() {</w:t>
+      </w:r>
+    </w:p>
+    <w:p>
+      <w:pPr>
+        <w:shd w:val="clear" w:color="auto" w:fill="FFFFFF"/>
+        <w:spacing w:after="0" w:line="285" w:lineRule="atLeast"/>
         <w:rPr>
           <w:rFonts w:ascii="Consolas" w:eastAsia="Times New Roman" w:hAnsi="Consolas" w:cs="Arial"/>
           <w:sz w:val="20"/>
           <w:szCs w:val="20"/>
           <w:lang w:eastAsia="es-AR"/>
         </w:rPr>
-        <w:t xml:space="preserve"> </w:t>
-      </w:r>
-      <w:proofErr w:type="spellStart"/>
+      </w:pPr>
       <w:r>
         <w:rPr>
           <w:rFonts w:ascii="Consolas" w:eastAsia="Times New Roman" w:hAnsi="Consolas" w:cs="Arial"/>
@@ -1760,43 +1297,41 @@
           <w:szCs w:val="20"/>
           <w:lang w:eastAsia="es-AR"/>
         </w:rPr>
-        <w:t>tiempoPrevio</w:t>
-      </w:r>
-      <w:proofErr w:type="spellEnd"/>
-      <w:r>
+        <w:t xml:space="preserve">  pinMode(motor, OUTPUT);   // Configura el pin como salida</w:t>
+      </w:r>
+    </w:p>
+    <w:p>
+      <w:pPr>
+        <w:shd w:val="clear" w:color="auto" w:fill="FFFFFF"/>
+        <w:spacing w:after="0" w:line="285" w:lineRule="atLeast"/>
         <w:rPr>
           <w:rFonts w:ascii="Consolas" w:eastAsia="Times New Roman" w:hAnsi="Consolas" w:cs="Arial"/>
           <w:sz w:val="20"/>
           <w:szCs w:val="20"/>
           <w:lang w:eastAsia="es-AR"/>
         </w:rPr>
-        <w:t xml:space="preserve"> = 0;  // Guarda el último tiempo registrado</w:t>
-      </w:r>
-    </w:p>
-    <w:p>
-      <w:pPr>
-        <w:shd w:val="clear" w:color="auto" w:fill="FFFFFF"/>
-        <w:spacing w:after="0" w:line="285" w:lineRule="atLeast"/>
+      </w:pPr>
+      <w:r>
         <w:rPr>
           <w:rFonts w:ascii="Consolas" w:eastAsia="Times New Roman" w:hAnsi="Consolas" w:cs="Arial"/>
           <w:sz w:val="20"/>
           <w:szCs w:val="20"/>
           <w:lang w:eastAsia="es-AR"/>
         </w:rPr>
-      </w:pPr>
-      <w:proofErr w:type="spellStart"/>
-      <w:proofErr w:type="gramStart"/>
-      <w:r>
+        <w:t xml:space="preserve">  digitalWrite(motor, LOW); // Inicia apagado</w:t>
+      </w:r>
+    </w:p>
+    <w:p>
+      <w:pPr>
+        <w:shd w:val="clear" w:color="auto" w:fill="FFFFFF"/>
+        <w:spacing w:after="0" w:line="285" w:lineRule="atLeast"/>
         <w:rPr>
           <w:rFonts w:ascii="Consolas" w:eastAsia="Times New Roman" w:hAnsi="Consolas" w:cs="Arial"/>
           <w:sz w:val="20"/>
           <w:szCs w:val="20"/>
           <w:lang w:eastAsia="es-AR"/>
         </w:rPr>
-        <w:t>bool</w:t>
-      </w:r>
-      <w:proofErr w:type="spellEnd"/>
-      <w:proofErr w:type="gramEnd"/>
+      </w:pPr>
       <w:r>
         <w:rPr>
           <w:rFonts w:ascii="Consolas" w:eastAsia="Times New Roman" w:hAnsi="Consolas" w:cs="Arial"/>
@@ -1804,28 +1339,32 @@
           <w:szCs w:val="20"/>
           <w:lang w:eastAsia="es-AR"/>
         </w:rPr>
-        <w:t xml:space="preserve"> </w:t>
-      </w:r>
-      <w:proofErr w:type="spellStart"/>
-      <w:r>
+        <w:t>}</w:t>
+      </w:r>
+    </w:p>
+    <w:p>
+      <w:pPr>
+        <w:shd w:val="clear" w:color="auto" w:fill="FFFFFF"/>
+        <w:spacing w:after="0" w:line="285" w:lineRule="atLeast"/>
         <w:rPr>
           <w:rFonts w:ascii="Consolas" w:eastAsia="Times New Roman" w:hAnsi="Consolas" w:cs="Arial"/>
           <w:sz w:val="20"/>
           <w:szCs w:val="20"/>
           <w:lang w:eastAsia="es-AR"/>
         </w:rPr>
-        <w:t>estadoLed</w:t>
-      </w:r>
-      <w:proofErr w:type="spellEnd"/>
-      <w:r>
+      </w:pPr>
+    </w:p>
+    <w:p>
+      <w:pPr>
+        <w:shd w:val="clear" w:color="auto" w:fill="FFFFFF"/>
+        <w:spacing w:after="0" w:line="285" w:lineRule="atLeast"/>
         <w:rPr>
           <w:rFonts w:ascii="Consolas" w:eastAsia="Times New Roman" w:hAnsi="Consolas" w:cs="Arial"/>
           <w:sz w:val="20"/>
           <w:szCs w:val="20"/>
           <w:lang w:eastAsia="es-AR"/>
         </w:rPr>
-        <w:t xml:space="preserve"> = LOW;    </w:t>
-      </w:r>
+      </w:pPr>
       <w:r>
         <w:rPr>
           <w:rFonts w:ascii="Consolas" w:eastAsia="Times New Roman" w:hAnsi="Consolas" w:cs="Arial"/>
@@ -1833,7 +1372,7 @@
           <w:szCs w:val="20"/>
           <w:lang w:eastAsia="es-AR"/>
         </w:rPr>
-        <w:t xml:space="preserve">        // Estado actual del MOTOR</w:t>
+        <w:t>void loop() {</w:t>
       </w:r>
     </w:p>
     <w:p>
@@ -1847,41 +1386,39 @@
           <w:lang w:eastAsia="es-AR"/>
         </w:rPr>
       </w:pPr>
-    </w:p>
-    <w:p>
-      <w:pPr>
-        <w:shd w:val="clear" w:color="auto" w:fill="FFFFFF"/>
-        <w:spacing w:after="0" w:line="285" w:lineRule="atLeast"/>
+      <w:r>
         <w:rPr>
           <w:rFonts w:ascii="Consolas" w:eastAsia="Times New Roman" w:hAnsi="Consolas" w:cs="Arial"/>
           <w:sz w:val="20"/>
           <w:szCs w:val="20"/>
           <w:lang w:eastAsia="es-AR"/>
         </w:rPr>
-      </w:pPr>
-      <w:proofErr w:type="spellStart"/>
-      <w:proofErr w:type="gramStart"/>
-      <w:r>
+        <w:t xml:space="preserve">  unsigned long tiempoActual = millis();  // Tiempo desde que se inició Arduino</w:t>
+      </w:r>
+    </w:p>
+    <w:p>
+      <w:pPr>
+        <w:shd w:val="clear" w:color="auto" w:fill="FFFFFF"/>
+        <w:spacing w:after="0" w:line="285" w:lineRule="atLeast"/>
         <w:rPr>
           <w:rFonts w:ascii="Consolas" w:eastAsia="Times New Roman" w:hAnsi="Consolas" w:cs="Arial"/>
           <w:sz w:val="20"/>
           <w:szCs w:val="20"/>
           <w:lang w:eastAsia="es-AR"/>
         </w:rPr>
-        <w:t>void</w:t>
-      </w:r>
-      <w:proofErr w:type="spellEnd"/>
-      <w:proofErr w:type="gramEnd"/>
-      <w:r>
+      </w:pPr>
+    </w:p>
+    <w:p>
+      <w:pPr>
+        <w:shd w:val="clear" w:color="auto" w:fill="FFFFFF"/>
+        <w:spacing w:after="0" w:line="285" w:lineRule="atLeast"/>
         <w:rPr>
           <w:rFonts w:ascii="Consolas" w:eastAsia="Times New Roman" w:hAnsi="Consolas" w:cs="Arial"/>
           <w:sz w:val="20"/>
           <w:szCs w:val="20"/>
           <w:lang w:eastAsia="es-AR"/>
         </w:rPr>
-        <w:t xml:space="preserve"> </w:t>
-      </w:r>
-      <w:proofErr w:type="spellStart"/>
+      </w:pPr>
       <w:r>
         <w:rPr>
           <w:rFonts w:ascii="Consolas" w:eastAsia="Times New Roman" w:hAnsi="Consolas" w:cs="Arial"/>
@@ -1889,41 +1426,41 @@
           <w:szCs w:val="20"/>
           <w:lang w:eastAsia="es-AR"/>
         </w:rPr>
-        <w:t>setup</w:t>
-      </w:r>
-      <w:proofErr w:type="spellEnd"/>
-      <w:r>
+        <w:t xml:space="preserve">  // Verifica si ya pasó el intervalo</w:t>
+      </w:r>
+    </w:p>
+    <w:p>
+      <w:pPr>
+        <w:shd w:val="clear" w:color="auto" w:fill="FFFFFF"/>
+        <w:spacing w:after="0" w:line="285" w:lineRule="atLeast"/>
         <w:rPr>
           <w:rFonts w:ascii="Consolas" w:eastAsia="Times New Roman" w:hAnsi="Consolas" w:cs="Arial"/>
           <w:sz w:val="20"/>
           <w:szCs w:val="20"/>
           <w:lang w:eastAsia="es-AR"/>
         </w:rPr>
-        <w:t>() {</w:t>
-      </w:r>
-    </w:p>
-    <w:p>
-      <w:pPr>
-        <w:shd w:val="clear" w:color="auto" w:fill="FFFFFF"/>
-        <w:spacing w:after="0" w:line="285" w:lineRule="atLeast"/>
+      </w:pPr>
+      <w:r>
         <w:rPr>
           <w:rFonts w:ascii="Consolas" w:eastAsia="Times New Roman" w:hAnsi="Consolas" w:cs="Arial"/>
           <w:sz w:val="20"/>
           <w:szCs w:val="20"/>
           <w:lang w:eastAsia="es-AR"/>
         </w:rPr>
-      </w:pPr>
-      <w:r>
+        <w:t xml:space="preserve">  if (tiempoActual - tiempoPrevio &gt;= intervalo) {</w:t>
+      </w:r>
+    </w:p>
+    <w:p>
+      <w:pPr>
+        <w:shd w:val="clear" w:color="auto" w:fill="FFFFFF"/>
+        <w:spacing w:after="0" w:line="285" w:lineRule="atLeast"/>
         <w:rPr>
           <w:rFonts w:ascii="Consolas" w:eastAsia="Times New Roman" w:hAnsi="Consolas" w:cs="Arial"/>
           <w:sz w:val="20"/>
           <w:szCs w:val="20"/>
           <w:lang w:eastAsia="es-AR"/>
         </w:rPr>
-        <w:t xml:space="preserve">  </w:t>
-      </w:r>
-      <w:proofErr w:type="spellStart"/>
-      <w:proofErr w:type="gramStart"/>
+      </w:pPr>
       <w:r>
         <w:rPr>
           <w:rFonts w:ascii="Consolas" w:eastAsia="Times New Roman" w:hAnsi="Consolas" w:cs="Arial"/>
@@ -1931,19 +1468,20 @@
           <w:szCs w:val="20"/>
           <w:lang w:eastAsia="es-AR"/>
         </w:rPr>
-        <w:t>pinMode</w:t>
-      </w:r>
-      <w:proofErr w:type="spellEnd"/>
-      <w:r>
+        <w:t xml:space="preserve">    tiempoPrevio = tiempoActual;  // Actualiza el tiempo previo</w:t>
+      </w:r>
+    </w:p>
+    <w:p>
+      <w:pPr>
+        <w:shd w:val="clear" w:color="auto" w:fill="FFFFFF"/>
+        <w:spacing w:after="0" w:line="285" w:lineRule="atLeast"/>
         <w:rPr>
           <w:rFonts w:ascii="Consolas" w:eastAsia="Times New Roman" w:hAnsi="Consolas" w:cs="Arial"/>
           <w:sz w:val="20"/>
           <w:szCs w:val="20"/>
           <w:lang w:eastAsia="es-AR"/>
         </w:rPr>
-        <w:t>(</w:t>
-      </w:r>
-      <w:proofErr w:type="gramEnd"/>
+      </w:pPr>
       <w:r>
         <w:rPr>
           <w:rFonts w:ascii="Consolas" w:eastAsia="Times New Roman" w:hAnsi="Consolas" w:cs="Arial"/>
@@ -1951,31 +1489,29 @@
           <w:szCs w:val="20"/>
           <w:lang w:eastAsia="es-AR"/>
         </w:rPr>
-        <w:t>motor, OUTPUT);   // Configura el pin como salida</w:t>
-      </w:r>
-    </w:p>
-    <w:p>
-      <w:pPr>
-        <w:shd w:val="clear" w:color="auto" w:fill="FFFFFF"/>
-        <w:spacing w:after="0" w:line="285" w:lineRule="atLeast"/>
+        <w:t xml:space="preserve">    estadoLed = !estadoLed;    </w:t>
+      </w:r>
+      <w:r>
         <w:rPr>
           <w:rFonts w:ascii="Consolas" w:eastAsia="Times New Roman" w:hAnsi="Consolas" w:cs="Arial"/>
           <w:sz w:val="20"/>
           <w:szCs w:val="20"/>
           <w:lang w:eastAsia="es-AR"/>
         </w:rPr>
-      </w:pPr>
-      <w:r>
+        <w:t xml:space="preserve">   // Invierte el estado del MOTOR</w:t>
+      </w:r>
+    </w:p>
+    <w:p>
+      <w:pPr>
+        <w:shd w:val="clear" w:color="auto" w:fill="FFFFFF"/>
+        <w:spacing w:after="0" w:line="285" w:lineRule="atLeast"/>
         <w:rPr>
           <w:rFonts w:ascii="Consolas" w:eastAsia="Times New Roman" w:hAnsi="Consolas" w:cs="Arial"/>
           <w:sz w:val="20"/>
           <w:szCs w:val="20"/>
           <w:lang w:eastAsia="es-AR"/>
         </w:rPr>
-        <w:t xml:space="preserve">  </w:t>
-      </w:r>
-      <w:proofErr w:type="spellStart"/>
-      <w:proofErr w:type="gramStart"/>
+      </w:pPr>
       <w:r>
         <w:rPr>
           <w:rFonts w:ascii="Consolas" w:eastAsia="Times New Roman" w:hAnsi="Consolas" w:cs="Arial"/>
@@ -1983,19 +1519,20 @@
           <w:szCs w:val="20"/>
           <w:lang w:eastAsia="es-AR"/>
         </w:rPr>
-        <w:t>digitalWrite</w:t>
-      </w:r>
-      <w:proofErr w:type="spellEnd"/>
-      <w:r>
+        <w:t xml:space="preserve">    digitalWrite(motor, estadoLed);</w:t>
+      </w:r>
+    </w:p>
+    <w:p>
+      <w:pPr>
+        <w:shd w:val="clear" w:color="auto" w:fill="FFFFFF"/>
+        <w:spacing w:after="0" w:line="285" w:lineRule="atLeast"/>
         <w:rPr>
           <w:rFonts w:ascii="Consolas" w:eastAsia="Times New Roman" w:hAnsi="Consolas" w:cs="Arial"/>
           <w:sz w:val="20"/>
           <w:szCs w:val="20"/>
           <w:lang w:eastAsia="es-AR"/>
         </w:rPr>
-        <w:t>(</w:t>
-      </w:r>
-      <w:proofErr w:type="gramEnd"/>
+      </w:pPr>
       <w:r>
         <w:rPr>
           <w:rFonts w:ascii="Consolas" w:eastAsia="Times New Roman" w:hAnsi="Consolas" w:cs="Arial"/>
@@ -2003,638 +1540,29 @@
           <w:szCs w:val="20"/>
           <w:lang w:eastAsia="es-AR"/>
         </w:rPr>
-        <w:t>motor, LOW); // Inicia apagado</w:t>
+        <w:t xml:space="preserve">  }</w:t>
       </w:r>
     </w:p>
     <w:p>
       <w:pPr>
         <w:shd w:val="clear" w:color="auto" w:fill="FFFFFF"/>
         <w:spacing w:after="0" w:line="285" w:lineRule="atLeast"/>
+        <w:rPr>
+          <w:rFonts w:ascii="Consolas" w:eastAsia="Times New Roman" w:hAnsi="Consolas" w:cs="Times New Roman"/>
+          <w:lang w:eastAsia="es-AR"/>
+        </w:rPr>
+      </w:pPr>
+      <w:r>
         <w:rPr>
           <w:rFonts w:ascii="Consolas" w:eastAsia="Times New Roman" w:hAnsi="Consolas" w:cs="Arial"/>
           <w:sz w:val="20"/>
           <w:szCs w:val="20"/>
           <w:lang w:eastAsia="es-AR"/>
         </w:rPr>
-      </w:pPr>
-      <w:r>
-        <w:rPr>
-          <w:rFonts w:ascii="Consolas" w:eastAsia="Times New Roman" w:hAnsi="Consolas" w:cs="Arial"/>
-          <w:sz w:val="20"/>
-          <w:szCs w:val="20"/>
-          <w:lang w:eastAsia="es-AR"/>
-        </w:rPr>
         <w:t>}</w:t>
       </w:r>
-    </w:p>
-    <w:p>
-      <w:pPr>
-        <w:shd w:val="clear" w:color="auto" w:fill="FFFFFF"/>
-        <w:spacing w:after="0" w:line="285" w:lineRule="atLeast"/>
-        <w:rPr>
-          <w:rFonts w:ascii="Consolas" w:eastAsia="Times New Roman" w:hAnsi="Consolas" w:cs="Arial"/>
-          <w:sz w:val="20"/>
-          <w:szCs w:val="20"/>
-          <w:lang w:eastAsia="es-AR"/>
-        </w:rPr>
-      </w:pPr>
-    </w:p>
-    <w:p>
-      <w:pPr>
-        <w:shd w:val="clear" w:color="auto" w:fill="FFFFFF"/>
-        <w:spacing w:after="0" w:line="285" w:lineRule="atLeast"/>
-        <w:rPr>
-          <w:rFonts w:ascii="Consolas" w:eastAsia="Times New Roman" w:hAnsi="Consolas" w:cs="Arial"/>
-          <w:sz w:val="20"/>
-          <w:szCs w:val="20"/>
-          <w:lang w:eastAsia="es-AR"/>
-        </w:rPr>
-      </w:pPr>
-      <w:proofErr w:type="spellStart"/>
-      <w:proofErr w:type="gramStart"/>
-      <w:r>
-        <w:rPr>
-          <w:rFonts w:ascii="Consolas" w:eastAsia="Times New Roman" w:hAnsi="Consolas" w:cs="Arial"/>
-          <w:sz w:val="20"/>
-          <w:szCs w:val="20"/>
-          <w:lang w:eastAsia="es-AR"/>
-        </w:rPr>
-        <w:t>void</w:t>
-      </w:r>
-      <w:proofErr w:type="spellEnd"/>
-      <w:proofErr w:type="gramEnd"/>
-      <w:r>
-        <w:rPr>
-          <w:rFonts w:ascii="Consolas" w:eastAsia="Times New Roman" w:hAnsi="Consolas" w:cs="Arial"/>
-          <w:sz w:val="20"/>
-          <w:szCs w:val="20"/>
-          <w:lang w:eastAsia="es-AR"/>
-        </w:rPr>
-        <w:t xml:space="preserve"> </w:t>
-      </w:r>
-      <w:proofErr w:type="spellStart"/>
-      <w:r>
-        <w:rPr>
-          <w:rFonts w:ascii="Consolas" w:eastAsia="Times New Roman" w:hAnsi="Consolas" w:cs="Arial"/>
-          <w:sz w:val="20"/>
-          <w:szCs w:val="20"/>
-          <w:lang w:eastAsia="es-AR"/>
-        </w:rPr>
-        <w:t>loop</w:t>
-      </w:r>
-      <w:proofErr w:type="spellEnd"/>
-      <w:r>
-        <w:rPr>
-          <w:rFonts w:ascii="Consolas" w:eastAsia="Times New Roman" w:hAnsi="Consolas" w:cs="Arial"/>
-          <w:sz w:val="20"/>
-          <w:szCs w:val="20"/>
-          <w:lang w:eastAsia="es-AR"/>
-        </w:rPr>
-        <w:t>() {</w:t>
-      </w:r>
-    </w:p>
-    <w:p>
-      <w:pPr>
-        <w:shd w:val="clear" w:color="auto" w:fill="FFFFFF"/>
-        <w:spacing w:after="0" w:line="285" w:lineRule="atLeast"/>
-        <w:rPr>
-          <w:rFonts w:ascii="Consolas" w:eastAsia="Times New Roman" w:hAnsi="Consolas" w:cs="Arial"/>
-          <w:sz w:val="20"/>
-          <w:szCs w:val="20"/>
-          <w:lang w:eastAsia="es-AR"/>
-        </w:rPr>
-      </w:pPr>
-      <w:r>
-        <w:rPr>
-          <w:rFonts w:ascii="Consolas" w:eastAsia="Times New Roman" w:hAnsi="Consolas" w:cs="Arial"/>
-          <w:sz w:val="20"/>
-          <w:szCs w:val="20"/>
-          <w:lang w:eastAsia="es-AR"/>
-        </w:rPr>
-        <w:t xml:space="preserve">  </w:t>
-      </w:r>
-      <w:proofErr w:type="spellStart"/>
-      <w:proofErr w:type="gramStart"/>
-      <w:r>
-        <w:rPr>
-          <w:rFonts w:ascii="Consolas" w:eastAsia="Times New Roman" w:hAnsi="Consolas" w:cs="Arial"/>
-          <w:sz w:val="20"/>
-          <w:szCs w:val="20"/>
-          <w:lang w:eastAsia="es-AR"/>
-        </w:rPr>
-        <w:t>unsigned</w:t>
-      </w:r>
-      <w:proofErr w:type="spellEnd"/>
-      <w:proofErr w:type="gramEnd"/>
-      <w:r>
-        <w:rPr>
-          <w:rFonts w:ascii="Consolas" w:eastAsia="Times New Roman" w:hAnsi="Consolas" w:cs="Arial"/>
-          <w:sz w:val="20"/>
-          <w:szCs w:val="20"/>
-          <w:lang w:eastAsia="es-AR"/>
-        </w:rPr>
-        <w:t xml:space="preserve"> </w:t>
-      </w:r>
-      <w:proofErr w:type="spellStart"/>
-      <w:r>
-        <w:rPr>
-          <w:rFonts w:ascii="Consolas" w:eastAsia="Times New Roman" w:hAnsi="Consolas" w:cs="Arial"/>
-          <w:sz w:val="20"/>
-          <w:szCs w:val="20"/>
-          <w:lang w:eastAsia="es-AR"/>
-        </w:rPr>
-        <w:t>long</w:t>
-      </w:r>
-      <w:proofErr w:type="spellEnd"/>
-      <w:r>
-        <w:rPr>
-          <w:rFonts w:ascii="Consolas" w:eastAsia="Times New Roman" w:hAnsi="Consolas" w:cs="Arial"/>
-          <w:sz w:val="20"/>
-          <w:szCs w:val="20"/>
-          <w:lang w:eastAsia="es-AR"/>
-        </w:rPr>
-        <w:t xml:space="preserve"> </w:t>
-      </w:r>
-      <w:proofErr w:type="spellStart"/>
-      <w:r>
-        <w:rPr>
-          <w:rFonts w:ascii="Consolas" w:eastAsia="Times New Roman" w:hAnsi="Consolas" w:cs="Arial"/>
-          <w:sz w:val="20"/>
-          <w:szCs w:val="20"/>
-          <w:lang w:eastAsia="es-AR"/>
-        </w:rPr>
-        <w:t>tiempoActual</w:t>
-      </w:r>
-      <w:proofErr w:type="spellEnd"/>
-      <w:r>
-        <w:rPr>
-          <w:rFonts w:ascii="Consolas" w:eastAsia="Times New Roman" w:hAnsi="Consolas" w:cs="Arial"/>
-          <w:sz w:val="20"/>
-          <w:szCs w:val="20"/>
-          <w:lang w:eastAsia="es-AR"/>
-        </w:rPr>
-        <w:t xml:space="preserve"> = </w:t>
-      </w:r>
-      <w:proofErr w:type="spellStart"/>
-      <w:r>
-        <w:rPr>
-          <w:rFonts w:ascii="Consolas" w:eastAsia="Times New Roman" w:hAnsi="Consolas" w:cs="Arial"/>
-          <w:sz w:val="20"/>
-          <w:szCs w:val="20"/>
-          <w:lang w:eastAsia="es-AR"/>
-        </w:rPr>
-        <w:t>millis</w:t>
-      </w:r>
-      <w:proofErr w:type="spellEnd"/>
-      <w:r>
-        <w:rPr>
-          <w:rFonts w:ascii="Consolas" w:eastAsia="Times New Roman" w:hAnsi="Consolas" w:cs="Arial"/>
-          <w:sz w:val="20"/>
-          <w:szCs w:val="20"/>
-          <w:lang w:eastAsia="es-AR"/>
-        </w:rPr>
-        <w:t xml:space="preserve">();  // Tiempo desde que se inició </w:t>
-      </w:r>
-      <w:proofErr w:type="spellStart"/>
-      <w:r>
-        <w:rPr>
-          <w:rFonts w:ascii="Consolas" w:eastAsia="Times New Roman" w:hAnsi="Consolas" w:cs="Arial"/>
-          <w:sz w:val="20"/>
-          <w:szCs w:val="20"/>
-          <w:lang w:eastAsia="es-AR"/>
-        </w:rPr>
-        <w:t>Arduino</w:t>
-      </w:r>
-      <w:proofErr w:type="spellEnd"/>
-    </w:p>
-    <w:p>
-      <w:pPr>
-        <w:shd w:val="clear" w:color="auto" w:fill="FFFFFF"/>
-        <w:spacing w:after="0" w:line="285" w:lineRule="atLeast"/>
-        <w:rPr>
-          <w:rFonts w:ascii="Consolas" w:eastAsia="Times New Roman" w:hAnsi="Consolas" w:cs="Arial"/>
-          <w:sz w:val="20"/>
-          <w:szCs w:val="20"/>
-          <w:lang w:eastAsia="es-AR"/>
-        </w:rPr>
-      </w:pPr>
-    </w:p>
-    <w:p>
-      <w:pPr>
-        <w:shd w:val="clear" w:color="auto" w:fill="FFFFFF"/>
-        <w:spacing w:after="0" w:line="285" w:lineRule="atLeast"/>
-        <w:rPr>
-          <w:rFonts w:ascii="Consolas" w:eastAsia="Times New Roman" w:hAnsi="Consolas" w:cs="Arial"/>
-          <w:sz w:val="20"/>
-          <w:szCs w:val="20"/>
-          <w:lang w:eastAsia="es-AR"/>
-        </w:rPr>
-      </w:pPr>
-      <w:r>
-        <w:rPr>
-          <w:rFonts w:ascii="Consolas" w:eastAsia="Times New Roman" w:hAnsi="Consolas" w:cs="Arial"/>
-          <w:sz w:val="20"/>
-          <w:szCs w:val="20"/>
-          <w:lang w:eastAsia="es-AR"/>
-        </w:rPr>
-        <w:t xml:space="preserve">  // Verifica si ya pasó el intervalo</w:t>
-      </w:r>
-    </w:p>
-    <w:p>
-      <w:pPr>
-        <w:shd w:val="clear" w:color="auto" w:fill="FFFFFF"/>
-        <w:spacing w:after="0" w:line="285" w:lineRule="atLeast"/>
-        <w:rPr>
-          <w:rFonts w:ascii="Consolas" w:eastAsia="Times New Roman" w:hAnsi="Consolas" w:cs="Arial"/>
-          <w:sz w:val="20"/>
-          <w:szCs w:val="20"/>
-          <w:lang w:eastAsia="es-AR"/>
-        </w:rPr>
-      </w:pPr>
-      <w:r>
-        <w:rPr>
-          <w:rFonts w:ascii="Consolas" w:eastAsia="Times New Roman" w:hAnsi="Consolas" w:cs="Arial"/>
-          <w:sz w:val="20"/>
-          <w:szCs w:val="20"/>
-          <w:lang w:eastAsia="es-AR"/>
-        </w:rPr>
-        <w:t xml:space="preserve">  </w:t>
-      </w:r>
-      <w:proofErr w:type="spellStart"/>
-      <w:proofErr w:type="gramStart"/>
-      <w:r>
-        <w:rPr>
-          <w:rFonts w:ascii="Consolas" w:eastAsia="Times New Roman" w:hAnsi="Consolas" w:cs="Arial"/>
-          <w:sz w:val="20"/>
-          <w:szCs w:val="20"/>
-          <w:lang w:eastAsia="es-AR"/>
-        </w:rPr>
-        <w:t>if</w:t>
-      </w:r>
-      <w:proofErr w:type="spellEnd"/>
-      <w:proofErr w:type="gramEnd"/>
-      <w:r>
-        <w:rPr>
-          <w:rFonts w:ascii="Consolas" w:eastAsia="Times New Roman" w:hAnsi="Consolas" w:cs="Arial"/>
-          <w:sz w:val="20"/>
-          <w:szCs w:val="20"/>
-          <w:lang w:eastAsia="es-AR"/>
-        </w:rPr>
-        <w:t xml:space="preserve"> (</w:t>
-      </w:r>
-      <w:proofErr w:type="spellStart"/>
-      <w:r>
-        <w:rPr>
-          <w:rFonts w:ascii="Consolas" w:eastAsia="Times New Roman" w:hAnsi="Consolas" w:cs="Arial"/>
-          <w:sz w:val="20"/>
-          <w:szCs w:val="20"/>
-          <w:lang w:eastAsia="es-AR"/>
-        </w:rPr>
-        <w:t>tiempoActual</w:t>
-      </w:r>
-      <w:proofErr w:type="spellEnd"/>
-      <w:r>
-        <w:rPr>
-          <w:rFonts w:ascii="Consolas" w:eastAsia="Times New Roman" w:hAnsi="Consolas" w:cs="Arial"/>
-          <w:sz w:val="20"/>
-          <w:szCs w:val="20"/>
-          <w:lang w:eastAsia="es-AR"/>
-        </w:rPr>
-        <w:t xml:space="preserve"> - </w:t>
-      </w:r>
-      <w:proofErr w:type="spellStart"/>
-      <w:r>
-        <w:rPr>
-          <w:rFonts w:ascii="Consolas" w:eastAsia="Times New Roman" w:hAnsi="Consolas" w:cs="Arial"/>
-          <w:sz w:val="20"/>
-          <w:szCs w:val="20"/>
-          <w:lang w:eastAsia="es-AR"/>
-        </w:rPr>
-        <w:t>tiempoPrevio</w:t>
-      </w:r>
-      <w:proofErr w:type="spellEnd"/>
-      <w:r>
-        <w:rPr>
-          <w:rFonts w:ascii="Consolas" w:eastAsia="Times New Roman" w:hAnsi="Consolas" w:cs="Arial"/>
-          <w:sz w:val="20"/>
-          <w:szCs w:val="20"/>
-          <w:lang w:eastAsia="es-AR"/>
-        </w:rPr>
-        <w:t xml:space="preserve"> &gt;= intervalo) {</w:t>
-      </w:r>
-    </w:p>
-    <w:p>
-      <w:pPr>
-        <w:shd w:val="clear" w:color="auto" w:fill="FFFFFF"/>
-        <w:spacing w:after="0" w:line="285" w:lineRule="atLeast"/>
-        <w:rPr>
-          <w:rFonts w:ascii="Consolas" w:eastAsia="Times New Roman" w:hAnsi="Consolas" w:cs="Arial"/>
-          <w:sz w:val="20"/>
-          <w:szCs w:val="20"/>
-          <w:lang w:eastAsia="es-AR"/>
-        </w:rPr>
-      </w:pPr>
-      <w:r>
-        <w:rPr>
-          <w:rFonts w:ascii="Consolas" w:eastAsia="Times New Roman" w:hAnsi="Consolas" w:cs="Arial"/>
-          <w:sz w:val="20"/>
-          <w:szCs w:val="20"/>
-          <w:lang w:eastAsia="es-AR"/>
-        </w:rPr>
-        <w:t xml:space="preserve">    </w:t>
-      </w:r>
-      <w:proofErr w:type="spellStart"/>
-      <w:proofErr w:type="gramStart"/>
-      <w:r>
-        <w:rPr>
-          <w:rFonts w:ascii="Consolas" w:eastAsia="Times New Roman" w:hAnsi="Consolas" w:cs="Arial"/>
-          <w:sz w:val="20"/>
-          <w:szCs w:val="20"/>
-          <w:lang w:eastAsia="es-AR"/>
-        </w:rPr>
-        <w:t>tiempoPrevio</w:t>
-      </w:r>
-      <w:proofErr w:type="spellEnd"/>
-      <w:proofErr w:type="gramEnd"/>
-      <w:r>
-        <w:rPr>
-          <w:rFonts w:ascii="Consolas" w:eastAsia="Times New Roman" w:hAnsi="Consolas" w:cs="Arial"/>
-          <w:sz w:val="20"/>
-          <w:szCs w:val="20"/>
-          <w:lang w:eastAsia="es-AR"/>
-        </w:rPr>
-        <w:t xml:space="preserve"> = </w:t>
-      </w:r>
-      <w:proofErr w:type="spellStart"/>
-      <w:r>
-        <w:rPr>
-          <w:rFonts w:ascii="Consolas" w:eastAsia="Times New Roman" w:hAnsi="Consolas" w:cs="Arial"/>
-          <w:sz w:val="20"/>
-          <w:szCs w:val="20"/>
-          <w:lang w:eastAsia="es-AR"/>
-        </w:rPr>
-        <w:t>tiempoActual</w:t>
-      </w:r>
-      <w:proofErr w:type="spellEnd"/>
-      <w:r>
-        <w:rPr>
-          <w:rFonts w:ascii="Consolas" w:eastAsia="Times New Roman" w:hAnsi="Consolas" w:cs="Arial"/>
-          <w:sz w:val="20"/>
-          <w:szCs w:val="20"/>
-          <w:lang w:eastAsia="es-AR"/>
-        </w:rPr>
-        <w:t>;  // Actualiza el tiempo previo</w:t>
-      </w:r>
-    </w:p>
-    <w:p>
-      <w:pPr>
-        <w:shd w:val="clear" w:color="auto" w:fill="FFFFFF"/>
-        <w:spacing w:after="0" w:line="285" w:lineRule="atLeast"/>
-        <w:rPr>
-          <w:rFonts w:ascii="Consolas" w:eastAsia="Times New Roman" w:hAnsi="Consolas" w:cs="Arial"/>
-          <w:sz w:val="20"/>
-          <w:szCs w:val="20"/>
-          <w:lang w:eastAsia="es-AR"/>
-        </w:rPr>
-      </w:pPr>
-      <w:r>
-        <w:rPr>
-          <w:rFonts w:ascii="Consolas" w:eastAsia="Times New Roman" w:hAnsi="Consolas" w:cs="Arial"/>
-          <w:sz w:val="20"/>
-          <w:szCs w:val="20"/>
-          <w:lang w:eastAsia="es-AR"/>
-        </w:rPr>
-        <w:t xml:space="preserve">    </w:t>
-      </w:r>
-      <w:proofErr w:type="spellStart"/>
-      <w:proofErr w:type="gramStart"/>
-      <w:r>
-        <w:rPr>
-          <w:rFonts w:ascii="Consolas" w:eastAsia="Times New Roman" w:hAnsi="Consolas" w:cs="Arial"/>
-          <w:sz w:val="20"/>
-          <w:szCs w:val="20"/>
-          <w:lang w:eastAsia="es-AR"/>
-        </w:rPr>
-        <w:t>estadoLed</w:t>
-      </w:r>
-      <w:proofErr w:type="spellEnd"/>
-      <w:proofErr w:type="gramEnd"/>
-      <w:r>
-        <w:rPr>
-          <w:rFonts w:ascii="Consolas" w:eastAsia="Times New Roman" w:hAnsi="Consolas" w:cs="Arial"/>
-          <w:sz w:val="20"/>
-          <w:szCs w:val="20"/>
-          <w:lang w:eastAsia="es-AR"/>
-        </w:rPr>
-        <w:t xml:space="preserve"> = !</w:t>
-      </w:r>
-      <w:proofErr w:type="spellStart"/>
-      <w:r>
-        <w:rPr>
-          <w:rFonts w:ascii="Consolas" w:eastAsia="Times New Roman" w:hAnsi="Consolas" w:cs="Arial"/>
-          <w:sz w:val="20"/>
-          <w:szCs w:val="20"/>
-          <w:lang w:eastAsia="es-AR"/>
-        </w:rPr>
-        <w:t>estadoLed</w:t>
-      </w:r>
-      <w:proofErr w:type="spellEnd"/>
-      <w:r>
-        <w:rPr>
-          <w:rFonts w:ascii="Consolas" w:eastAsia="Times New Roman" w:hAnsi="Consolas" w:cs="Arial"/>
-          <w:sz w:val="20"/>
-          <w:szCs w:val="20"/>
-          <w:lang w:eastAsia="es-AR"/>
-        </w:rPr>
-        <w:t xml:space="preserve">;    </w:t>
-      </w:r>
-      <w:r>
-        <w:rPr>
-          <w:rFonts w:ascii="Consolas" w:eastAsia="Times New Roman" w:hAnsi="Consolas" w:cs="Arial"/>
-          <w:sz w:val="20"/>
-          <w:szCs w:val="20"/>
-          <w:lang w:eastAsia="es-AR"/>
-        </w:rPr>
-        <w:t xml:space="preserve">   // Invierte el estado del MOTOR</w:t>
-      </w:r>
-    </w:p>
-    <w:p>
-      <w:pPr>
-        <w:shd w:val="clear" w:color="auto" w:fill="FFFFFF"/>
-        <w:spacing w:after="0" w:line="285" w:lineRule="atLeast"/>
-        <w:rPr>
-          <w:rFonts w:ascii="Consolas" w:eastAsia="Times New Roman" w:hAnsi="Consolas" w:cs="Arial"/>
-          <w:sz w:val="20"/>
-          <w:szCs w:val="20"/>
-          <w:lang w:eastAsia="es-AR"/>
-        </w:rPr>
-      </w:pPr>
-      <w:r>
-        <w:rPr>
-          <w:rFonts w:ascii="Consolas" w:eastAsia="Times New Roman" w:hAnsi="Consolas" w:cs="Arial"/>
-          <w:sz w:val="20"/>
-          <w:szCs w:val="20"/>
-          <w:lang w:eastAsia="es-AR"/>
-        </w:rPr>
-        <w:t xml:space="preserve">    </w:t>
-      </w:r>
-      <w:proofErr w:type="spellStart"/>
-      <w:proofErr w:type="gramStart"/>
-      <w:r>
-        <w:rPr>
-          <w:rFonts w:ascii="Consolas" w:eastAsia="Times New Roman" w:hAnsi="Consolas" w:cs="Arial"/>
-          <w:sz w:val="20"/>
-          <w:szCs w:val="20"/>
-          <w:lang w:eastAsia="es-AR"/>
-        </w:rPr>
-        <w:t>digitalWrite</w:t>
-      </w:r>
-      <w:proofErr w:type="spellEnd"/>
-      <w:r>
-        <w:rPr>
-          <w:rFonts w:ascii="Consolas" w:eastAsia="Times New Roman" w:hAnsi="Consolas" w:cs="Arial"/>
-          <w:sz w:val="20"/>
-          <w:szCs w:val="20"/>
-          <w:lang w:eastAsia="es-AR"/>
-        </w:rPr>
-        <w:t>(</w:t>
-      </w:r>
-      <w:proofErr w:type="gramEnd"/>
-      <w:r>
-        <w:rPr>
-          <w:rFonts w:ascii="Consolas" w:eastAsia="Times New Roman" w:hAnsi="Consolas" w:cs="Arial"/>
-          <w:sz w:val="20"/>
-          <w:szCs w:val="20"/>
-          <w:lang w:eastAsia="es-AR"/>
-        </w:rPr>
-        <w:t xml:space="preserve">motor, </w:t>
-      </w:r>
-      <w:proofErr w:type="spellStart"/>
-      <w:r>
-        <w:rPr>
-          <w:rFonts w:ascii="Consolas" w:eastAsia="Times New Roman" w:hAnsi="Consolas" w:cs="Arial"/>
-          <w:sz w:val="20"/>
-          <w:szCs w:val="20"/>
-          <w:lang w:eastAsia="es-AR"/>
-        </w:rPr>
-        <w:t>estadoLed</w:t>
-      </w:r>
-      <w:proofErr w:type="spellEnd"/>
-      <w:r>
-        <w:rPr>
-          <w:rFonts w:ascii="Consolas" w:eastAsia="Times New Roman" w:hAnsi="Consolas" w:cs="Arial"/>
-          <w:sz w:val="20"/>
-          <w:szCs w:val="20"/>
-          <w:lang w:eastAsia="es-AR"/>
-        </w:rPr>
-        <w:t>);</w:t>
-      </w:r>
-    </w:p>
-    <w:p>
-      <w:pPr>
-        <w:shd w:val="clear" w:color="auto" w:fill="FFFFFF"/>
-        <w:spacing w:after="0" w:line="285" w:lineRule="atLeast"/>
-        <w:rPr>
-          <w:rFonts w:ascii="Consolas" w:eastAsia="Times New Roman" w:hAnsi="Consolas" w:cs="Arial"/>
-          <w:sz w:val="20"/>
-          <w:szCs w:val="20"/>
-          <w:lang w:eastAsia="es-AR"/>
-        </w:rPr>
-      </w:pPr>
-      <w:r>
-        <w:rPr>
-          <w:rFonts w:ascii="Consolas" w:eastAsia="Times New Roman" w:hAnsi="Consolas" w:cs="Arial"/>
-          <w:sz w:val="20"/>
-          <w:szCs w:val="20"/>
-          <w:lang w:eastAsia="es-AR"/>
-        </w:rPr>
-        <w:t xml:space="preserve">  }</w:t>
-      </w:r>
-    </w:p>
-    <w:p>
-      <w:pPr>
-        <w:shd w:val="clear" w:color="auto" w:fill="FFFFFF"/>
-        <w:spacing w:after="0" w:line="285" w:lineRule="atLeast"/>
-        <w:rPr>
-          <w:rFonts w:ascii="Consolas" w:eastAsia="Times New Roman" w:hAnsi="Consolas" w:cs="Arial"/>
-          <w:sz w:val="20"/>
-          <w:szCs w:val="20"/>
-          <w:lang w:eastAsia="es-AR"/>
-        </w:rPr>
-      </w:pPr>
-      <w:r>
-        <w:rPr>
-          <w:rFonts w:ascii="Consolas" w:eastAsia="Times New Roman" w:hAnsi="Consolas" w:cs="Arial"/>
-          <w:sz w:val="20"/>
-          <w:szCs w:val="20"/>
-          <w:lang w:eastAsia="es-AR"/>
-        </w:rPr>
-        <w:t>}</w:t>
-      </w:r>
-    </w:p>
-    <w:p>
-      <w:pPr>
-        <w:shd w:val="clear" w:color="auto" w:fill="FFFFFF"/>
-        <w:spacing w:after="0" w:line="285" w:lineRule="atLeast"/>
-        <w:rPr>
-          <w:rFonts w:ascii="Arial Narrow" w:eastAsia="Times New Roman" w:hAnsi="Arial Narrow" w:cs="Arial"/>
-          <w:b/>
-          <w:color w:val="3E8853" w:themeColor="accent5"/>
-          <w:sz w:val="28"/>
-          <w:szCs w:val="28"/>
-          <w:lang w:eastAsia="es-AR"/>
-        </w:rPr>
-      </w:pPr>
-    </w:p>
-    <w:p>
-      <w:pPr>
-        <w:shd w:val="clear" w:color="auto" w:fill="FFFFFF"/>
-        <w:spacing w:after="0" w:line="285" w:lineRule="atLeast"/>
-        <w:rPr>
-          <w:rFonts w:ascii="Arial Narrow" w:eastAsia="Times New Roman" w:hAnsi="Arial Narrow" w:cs="Arial"/>
-          <w:b/>
-          <w:color w:val="3E8853" w:themeColor="accent5"/>
-          <w:sz w:val="24"/>
-          <w:szCs w:val="24"/>
-          <w:lang w:eastAsia="es-AR"/>
-        </w:rPr>
-      </w:pPr>
       <w:bookmarkStart w:id="0" w:name="_GoBack"/>
       <w:bookmarkEnd w:id="0"/>
-    </w:p>
-    <w:p>
-      <w:pPr>
-        <w:shd w:val="clear" w:color="auto" w:fill="FFFFFF"/>
-        <w:spacing w:after="0" w:line="285" w:lineRule="atLeast"/>
-        <w:rPr>
-          <w:rFonts w:ascii="Arial Narrow" w:eastAsia="Times New Roman" w:hAnsi="Arial Narrow" w:cs="Arial"/>
-          <w:b/>
-          <w:color w:val="3E8853" w:themeColor="accent5"/>
-          <w:sz w:val="24"/>
-          <w:szCs w:val="24"/>
-          <w:lang w:eastAsia="es-AR"/>
-        </w:rPr>
-      </w:pPr>
-    </w:p>
-    <w:p>
-      <w:pPr>
-        <w:shd w:val="clear" w:color="auto" w:fill="FFFFFF"/>
-        <w:spacing w:after="0" w:line="240" w:lineRule="exact"/>
-        <w:rPr>
-          <w:rFonts w:ascii="Consolas" w:eastAsia="Times New Roman" w:hAnsi="Consolas" w:cs="Times New Roman"/>
-          <w:lang w:eastAsia="es-AR"/>
-        </w:rPr>
-      </w:pPr>
-    </w:p>
-    <w:p>
-      <w:pPr>
-        <w:shd w:val="clear" w:color="auto" w:fill="FFFFFF"/>
-        <w:spacing w:after="0" w:line="240" w:lineRule="exact"/>
-        <w:rPr>
-          <w:rFonts w:ascii="Consolas" w:eastAsia="Times New Roman" w:hAnsi="Consolas" w:cs="Times New Roman"/>
-          <w:lang w:eastAsia="es-AR"/>
-        </w:rPr>
-      </w:pPr>
     </w:p>
     <w:sectPr>
       <w:headerReference w:type="default" r:id="rId9"/>
@@ -2696,13 +1624,8 @@
           <w:pStyle w:val="Piedepgina"/>
           <w:jc w:val="center"/>
         </w:pPr>
-        <w:proofErr w:type="spellStart"/>
         <w:r>
-          <w:t>Pág</w:t>
-        </w:r>
-        <w:proofErr w:type="spellEnd"/>
-        <w:r>
-          <w:t xml:space="preserve"> </w:t>
+          <w:t xml:space="preserve">Pág </w:t>
         </w:r>
         <w:r>
           <w:fldChar w:fldCharType="begin"/>
@@ -2718,7 +1641,7 @@
             <w:noProof/>
             <w:lang w:val="es-ES"/>
           </w:rPr>
-          <w:t>3</w:t>
+          <w:t>2</w:t>
         </w:r>
         <w:r>
           <w:fldChar w:fldCharType="end"/>
@@ -2843,7 +1766,6 @@
                               <w:lang w:val="es-ES"/>
                             </w:rPr>
                           </w:pPr>
-                          <w:proofErr w:type="spellStart"/>
                           <w:r>
                             <w:rPr>
                               <w:rFonts w:ascii="Bahnschrift Light SemiCondensed" w:hAnsi="Bahnschrift Light SemiCondensed"/>
@@ -2852,31 +1774,8 @@
                               <w:szCs w:val="18"/>
                               <w:lang w:val="es-ES"/>
                             </w:rPr>
-                            <w:t>Process</w:t>
+                            <w:t>Process Maker</w:t>
                           </w:r>
-                          <w:proofErr w:type="spellEnd"/>
-                          <w:r>
-                            <w:rPr>
-                              <w:rFonts w:ascii="Bahnschrift Light SemiCondensed" w:hAnsi="Bahnschrift Light SemiCondensed"/>
-                              <w:color w:val="002060"/>
-                              <w:sz w:val="18"/>
-                              <w:szCs w:val="18"/>
-                              <w:lang w:val="es-ES"/>
-                            </w:rPr>
-                            <w:t xml:space="preserve"> </w:t>
-                          </w:r>
-                          <w:proofErr w:type="spellStart"/>
-                          <w:r>
-                            <w:rPr>
-                              <w:rFonts w:ascii="Bahnschrift Light SemiCondensed" w:hAnsi="Bahnschrift Light SemiCondensed"/>
-                              <w:color w:val="002060"/>
-                              <w:sz w:val="18"/>
-                              <w:szCs w:val="18"/>
-                              <w:lang w:val="es-ES"/>
-                            </w:rPr>
-                            <w:t>Maker</w:t>
-                          </w:r>
-                          <w:proofErr w:type="spellEnd"/>
                           <w:r>
                             <w:rPr>
                               <w:color w:val="002060"/>
@@ -5407,7 +4306,7 @@
 </file>
 
 <file path=customXml/itemProps1.xml><?xml version="1.0" encoding="utf-8"?>
-<ds:datastoreItem xmlns:ds="http://schemas.openxmlformats.org/officeDocument/2006/customXml" ds:itemID="{4B1E079B-ED35-4CC9-B67B-91C7BFEFFCB5}">
+<ds:datastoreItem xmlns:ds="http://schemas.openxmlformats.org/officeDocument/2006/customXml" ds:itemID="{C4F3FF1B-B220-4619-A7FA-A00B054D66CA}">
   <ds:schemaRefs>
     <ds:schemaRef ds:uri="http://schemas.openxmlformats.org/officeDocument/2006/bibliography"/>
   </ds:schemaRefs>
